--- a/小野町_引継ぎ_整理済/04_算定・見込量/小野町_第10期_介護給付費準備基金の取崩し3案の試算_20261020.docx
+++ b/小野町_引継ぎ_整理済/04_算定・見込量/小野町_第10期_介護給付費準備基金の取崩し3案の試算_20261020.docx
@@ -2034,6 +2034,911 @@
           <w:i w:val="0"/>
           <w:sz w:val="21"/>
         </w:rPr>
+        <w:t>県が公表している「市町村財政年報」で、町の決算の積立・取崩を別の出所から確かめました。</w:t>
+      </w:r>
+    </w:p>
+    <w:p>
+      <w:pPr>
+        <w:keepNext/>
+        <w:spacing w:before="200" w:after="40"/>
+      </w:pPr>
+      <w:r>
+        <w:rPr>
+          <w:rFonts w:ascii="游ゴシック" w:hAnsi="游ゴシック" w:eastAsia="游ゴシック"/>
+          <w:b/>
+          <w:i w:val="0"/>
+          <w:color w:val="1F4D78"/>
+          <w:sz w:val="22"/>
+        </w:rPr>
+        <w:t>【表4】県の市町村財政年報との照合</w:t>
+      </w:r>
+    </w:p>
+    <w:tbl>
+      <w:tblPr>
+        <w:tblW w:type="auto" w:w="0"/>
+        <w:jc w:val="center"/>
+        <w:tblLayout w:type="fixed"/>
+        <w:tblLook w:firstColumn="1" w:firstRow="1" w:lastColumn="0" w:lastRow="0" w:noHBand="0" w:noVBand="1" w:val="04A0"/>
+        <w:tblBorders>
+          <w:top w:val="single" w:sz="6" w:space="0" w:color="2E75B6"/>
+          <w:left w:val="single" w:sz="4" w:space="0" w:color="BFBFBF"/>
+          <w:bottom w:val="single" w:sz="6" w:space="0" w:color="2E75B6"/>
+          <w:right w:val="single" w:sz="4" w:space="0" w:color="BFBFBF"/>
+          <w:insideH w:val="single" w:sz="4" w:space="0" w:color="BFBFBF"/>
+          <w:insideV w:val="single" w:sz="4" w:space="0" w:color="BFBFBF"/>
+        </w:tblBorders>
+        <w:tblCellMar>
+          <w:left w:w="10" w:type="dxa"/>
+          <w:right w:w="10" w:type="dxa"/>
+        </w:tblCellMar>
+      </w:tblPr>
+      <w:tblGrid>
+        <w:gridCol w:w="1701"/>
+        <w:gridCol w:w="2154"/>
+        <w:gridCol w:w="2154"/>
+        <w:gridCol w:w="3742"/>
+      </w:tblGrid>
+      <w:tr>
+        <w:tc>
+          <w:tcPr>
+            <w:tcW w:type="dxa" w:w="1701"/>
+            <w:shd w:val="clear" w:fill="1F3864"/>
+            <w:vAlign w:val="center"/>
+          </w:tcPr>
+          <w:p>
+            <w:pPr>
+              <w:spacing w:before="20" w:after="20"/>
+              <w:jc w:val="center"/>
+            </w:pPr>
+            <w:r>
+              <w:rPr>
+                <w:rFonts w:ascii="游ゴシック" w:hAnsi="游ゴシック" w:eastAsia="游ゴシック"/>
+                <w:b/>
+                <w:i w:val="0"/>
+                <w:color w:val="FFFFFF"/>
+                <w:sz w:val="17"/>
+              </w:rPr>
+              <w:t>年度</w:t>
+            </w:r>
+          </w:p>
+        </w:tc>
+        <w:tc>
+          <w:tcPr>
+            <w:tcW w:type="dxa" w:w="2154"/>
+            <w:shd w:val="clear" w:fill="1F3864"/>
+            <w:vAlign w:val="center"/>
+          </w:tcPr>
+          <w:p>
+            <w:pPr>
+              <w:spacing w:before="20" w:after="20"/>
+              <w:jc w:val="center"/>
+            </w:pPr>
+            <w:r>
+              <w:rPr>
+                <w:rFonts w:ascii="游ゴシック" w:hAnsi="游ゴシック" w:eastAsia="游ゴシック"/>
+                <w:b/>
+                <w:i w:val="0"/>
+                <w:color w:val="FFFFFF"/>
+                <w:sz w:val="17"/>
+              </w:rPr>
+              <w:t>県の年報：取崩（千円）</w:t>
+            </w:r>
+          </w:p>
+        </w:tc>
+        <w:tc>
+          <w:tcPr>
+            <w:tcW w:type="dxa" w:w="2154"/>
+            <w:shd w:val="clear" w:fill="1F3864"/>
+            <w:vAlign w:val="center"/>
+          </w:tcPr>
+          <w:p>
+            <w:pPr>
+              <w:spacing w:before="20" w:after="20"/>
+              <w:jc w:val="center"/>
+            </w:pPr>
+            <w:r>
+              <w:rPr>
+                <w:rFonts w:ascii="游ゴシック" w:hAnsi="游ゴシック" w:eastAsia="游ゴシック"/>
+                <w:b/>
+                <w:i w:val="0"/>
+                <w:color w:val="FFFFFF"/>
+                <w:sz w:val="17"/>
+              </w:rPr>
+              <w:t>県の年報：積立（千円）</w:t>
+            </w:r>
+          </w:p>
+        </w:tc>
+        <w:tc>
+          <w:tcPr>
+            <w:tcW w:type="dxa" w:w="3742"/>
+            <w:shd w:val="clear" w:fill="1F3864"/>
+            <w:vAlign w:val="center"/>
+          </w:tcPr>
+          <w:p>
+            <w:pPr>
+              <w:spacing w:before="20" w:after="20"/>
+              <w:jc w:val="center"/>
+            </w:pPr>
+            <w:r>
+              <w:rPr>
+                <w:rFonts w:ascii="游ゴシック" w:hAnsi="游ゴシック" w:eastAsia="游ゴシック"/>
+                <w:b/>
+                <w:i w:val="0"/>
+                <w:color w:val="FFFFFF"/>
+                <w:sz w:val="17"/>
+              </w:rPr>
+              <w:t>町の決算との照合</w:t>
+            </w:r>
+          </w:p>
+        </w:tc>
+      </w:tr>
+      <w:tr>
+        <w:tc>
+          <w:tcPr>
+            <w:tcW w:type="dxa" w:w="1701"/>
+            <w:vAlign w:val="center"/>
+          </w:tcPr>
+          <w:p>
+            <w:pPr>
+              <w:spacing w:before="20" w:after="20"/>
+            </w:pPr>
+            <w:r>
+              <w:rPr>
+                <w:rFonts w:ascii="游ゴシック" w:hAnsi="游ゴシック" w:eastAsia="游ゴシック"/>
+                <w:b w:val="0"/>
+                <w:i w:val="0"/>
+                <w:sz w:val="17"/>
+              </w:rPr>
+              <w:t>平成29年度</w:t>
+            </w:r>
+          </w:p>
+        </w:tc>
+        <w:tc>
+          <w:tcPr>
+            <w:tcW w:type="dxa" w:w="2154"/>
+            <w:vAlign w:val="center"/>
+          </w:tcPr>
+          <w:p>
+            <w:pPr>
+              <w:spacing w:before="20" w:after="20"/>
+              <w:jc w:val="right"/>
+            </w:pPr>
+            <w:r>
+              <w:rPr>
+                <w:rFonts w:ascii="游ゴシック" w:hAnsi="游ゴシック" w:eastAsia="游ゴシック"/>
+                <w:b w:val="0"/>
+                <w:i w:val="0"/>
+                <w:sz w:val="17"/>
+              </w:rPr>
+              <w:t>18,001</w:t>
+            </w:r>
+          </w:p>
+        </w:tc>
+        <w:tc>
+          <w:tcPr>
+            <w:tcW w:type="dxa" w:w="2154"/>
+            <w:vAlign w:val="center"/>
+          </w:tcPr>
+          <w:p>
+            <w:pPr>
+              <w:spacing w:before="20" w:after="20"/>
+              <w:jc w:val="right"/>
+            </w:pPr>
+            <w:r>
+              <w:rPr>
+                <w:rFonts w:ascii="游ゴシック" w:hAnsi="游ゴシック" w:eastAsia="游ゴシック"/>
+                <w:b w:val="0"/>
+                <w:i w:val="0"/>
+                <w:sz w:val="17"/>
+              </w:rPr>
+              <w:t>0</w:t>
+            </w:r>
+          </w:p>
+        </w:tc>
+        <w:tc>
+          <w:tcPr>
+            <w:tcW w:type="dxa" w:w="3742"/>
+            <w:vAlign w:val="center"/>
+          </w:tcPr>
+          <w:p>
+            <w:pPr>
+              <w:spacing w:before="20" w:after="20"/>
+            </w:pPr>
+            <w:r>
+              <w:rPr>
+                <w:rFonts w:ascii="游ゴシック" w:hAnsi="游ゴシック" w:eastAsia="游ゴシック"/>
+                <w:b w:val="0"/>
+                <w:i w:val="0"/>
+                <w:sz w:val="17"/>
+              </w:rPr>
+              <w:t>町の決算は令和2年度から</w:t>
+            </w:r>
+          </w:p>
+        </w:tc>
+      </w:tr>
+      <w:tr>
+        <w:tc>
+          <w:tcPr>
+            <w:tcW w:type="dxa" w:w="1701"/>
+            <w:vAlign w:val="center"/>
+          </w:tcPr>
+          <w:p>
+            <w:pPr>
+              <w:spacing w:before="20" w:after="20"/>
+            </w:pPr>
+            <w:r>
+              <w:rPr>
+                <w:rFonts w:ascii="游ゴシック" w:hAnsi="游ゴシック" w:eastAsia="游ゴシック"/>
+                <w:b w:val="0"/>
+                <w:i w:val="0"/>
+                <w:sz w:val="17"/>
+              </w:rPr>
+              <w:t>平成30年度</w:t>
+            </w:r>
+          </w:p>
+        </w:tc>
+        <w:tc>
+          <w:tcPr>
+            <w:tcW w:type="dxa" w:w="2154"/>
+            <w:vAlign w:val="center"/>
+          </w:tcPr>
+          <w:p>
+            <w:pPr>
+              <w:spacing w:before="20" w:after="20"/>
+              <w:jc w:val="right"/>
+            </w:pPr>
+            <w:r>
+              <w:rPr>
+                <w:rFonts w:ascii="游ゴシック" w:hAnsi="游ゴシック" w:eastAsia="游ゴシック"/>
+                <w:b w:val="0"/>
+                <w:i w:val="0"/>
+                <w:sz w:val="17"/>
+              </w:rPr>
+              <w:t>0</w:t>
+            </w:r>
+          </w:p>
+        </w:tc>
+        <w:tc>
+          <w:tcPr>
+            <w:tcW w:type="dxa" w:w="2154"/>
+            <w:vAlign w:val="center"/>
+          </w:tcPr>
+          <w:p>
+            <w:pPr>
+              <w:spacing w:before="20" w:after="20"/>
+              <w:jc w:val="right"/>
+            </w:pPr>
+            <w:r>
+              <w:rPr>
+                <w:rFonts w:ascii="游ゴシック" w:hAnsi="游ゴシック" w:eastAsia="游ゴシック"/>
+                <w:b w:val="0"/>
+                <w:i w:val="0"/>
+                <w:sz w:val="17"/>
+              </w:rPr>
+              <w:t>0</w:t>
+            </w:r>
+          </w:p>
+        </w:tc>
+        <w:tc>
+          <w:tcPr>
+            <w:tcW w:type="dxa" w:w="3742"/>
+            <w:vAlign w:val="center"/>
+          </w:tcPr>
+          <w:p>
+            <w:pPr>
+              <w:spacing w:before="20" w:after="20"/>
+            </w:pPr>
+            <w:r>
+              <w:rPr>
+                <w:rFonts w:ascii="游ゴシック" w:hAnsi="游ゴシック" w:eastAsia="游ゴシック"/>
+                <w:b w:val="0"/>
+                <w:i w:val="0"/>
+                <w:sz w:val="17"/>
+              </w:rPr>
+              <w:t>町の決算は令和2年度から</w:t>
+            </w:r>
+          </w:p>
+        </w:tc>
+      </w:tr>
+      <w:tr>
+        <w:tc>
+          <w:tcPr>
+            <w:tcW w:type="dxa" w:w="1701"/>
+            <w:vAlign w:val="center"/>
+          </w:tcPr>
+          <w:p>
+            <w:pPr>
+              <w:spacing w:before="20" w:after="20"/>
+            </w:pPr>
+            <w:r>
+              <w:rPr>
+                <w:rFonts w:ascii="游ゴシック" w:hAnsi="游ゴシック" w:eastAsia="游ゴシック"/>
+                <w:b w:val="0"/>
+                <w:i w:val="0"/>
+                <w:sz w:val="17"/>
+              </w:rPr>
+              <w:t>令和元年度</w:t>
+            </w:r>
+          </w:p>
+        </w:tc>
+        <w:tc>
+          <w:tcPr>
+            <w:tcW w:type="dxa" w:w="2154"/>
+            <w:vAlign w:val="center"/>
+          </w:tcPr>
+          <w:p>
+            <w:pPr>
+              <w:spacing w:before="20" w:after="20"/>
+              <w:jc w:val="right"/>
+            </w:pPr>
+            <w:r>
+              <w:rPr>
+                <w:rFonts w:ascii="游ゴシック" w:hAnsi="游ゴシック" w:eastAsia="游ゴシック"/>
+                <w:b w:val="0"/>
+                <w:i w:val="0"/>
+                <w:sz w:val="17"/>
+              </w:rPr>
+              <w:t>0</w:t>
+            </w:r>
+          </w:p>
+        </w:tc>
+        <w:tc>
+          <w:tcPr>
+            <w:tcW w:type="dxa" w:w="2154"/>
+            <w:vAlign w:val="center"/>
+          </w:tcPr>
+          <w:p>
+            <w:pPr>
+              <w:spacing w:before="20" w:after="20"/>
+              <w:jc w:val="right"/>
+            </w:pPr>
+            <w:r>
+              <w:rPr>
+                <w:rFonts w:ascii="游ゴシック" w:hAnsi="游ゴシック" w:eastAsia="游ゴシック"/>
+                <w:b w:val="0"/>
+                <w:i w:val="0"/>
+                <w:sz w:val="17"/>
+              </w:rPr>
+              <w:t>0</w:t>
+            </w:r>
+          </w:p>
+        </w:tc>
+        <w:tc>
+          <w:tcPr>
+            <w:tcW w:type="dxa" w:w="3742"/>
+            <w:vAlign w:val="center"/>
+          </w:tcPr>
+          <w:p>
+            <w:pPr>
+              <w:spacing w:before="20" w:after="20"/>
+            </w:pPr>
+            <w:r>
+              <w:rPr>
+                <w:rFonts w:ascii="游ゴシック" w:hAnsi="游ゴシック" w:eastAsia="游ゴシック"/>
+                <w:b w:val="0"/>
+                <w:i w:val="0"/>
+                <w:sz w:val="17"/>
+              </w:rPr>
+              <w:t>町の決算は令和2年度から</w:t>
+            </w:r>
+          </w:p>
+        </w:tc>
+      </w:tr>
+      <w:tr>
+        <w:tc>
+          <w:tcPr>
+            <w:tcW w:type="dxa" w:w="1701"/>
+            <w:vAlign w:val="center"/>
+          </w:tcPr>
+          <w:p>
+            <w:pPr>
+              <w:spacing w:before="20" w:after="20"/>
+            </w:pPr>
+            <w:r>
+              <w:rPr>
+                <w:rFonts w:ascii="游ゴシック" w:hAnsi="游ゴシック" w:eastAsia="游ゴシック"/>
+                <w:b w:val="0"/>
+                <w:i w:val="0"/>
+                <w:sz w:val="17"/>
+              </w:rPr>
+              <w:t>令和2年度</w:t>
+            </w:r>
+          </w:p>
+        </w:tc>
+        <w:tc>
+          <w:tcPr>
+            <w:tcW w:type="dxa" w:w="2154"/>
+            <w:vAlign w:val="center"/>
+          </w:tcPr>
+          <w:p>
+            <w:pPr>
+              <w:spacing w:before="20" w:after="20"/>
+              <w:jc w:val="right"/>
+            </w:pPr>
+            <w:r>
+              <w:rPr>
+                <w:rFonts w:ascii="游ゴシック" w:hAnsi="游ゴシック" w:eastAsia="游ゴシック"/>
+                <w:b w:val="0"/>
+                <w:i w:val="0"/>
+                <w:sz w:val="17"/>
+              </w:rPr>
+              <w:t>0</w:t>
+            </w:r>
+          </w:p>
+        </w:tc>
+        <w:tc>
+          <w:tcPr>
+            <w:tcW w:type="dxa" w:w="2154"/>
+            <w:vAlign w:val="center"/>
+          </w:tcPr>
+          <w:p>
+            <w:pPr>
+              <w:spacing w:before="20" w:after="20"/>
+              <w:jc w:val="right"/>
+            </w:pPr>
+            <w:r>
+              <w:rPr>
+                <w:rFonts w:ascii="游ゴシック" w:hAnsi="游ゴシック" w:eastAsia="游ゴシック"/>
+                <w:b w:val="0"/>
+                <w:i w:val="0"/>
+                <w:sz w:val="17"/>
+              </w:rPr>
+              <w:t>0</w:t>
+            </w:r>
+          </w:p>
+        </w:tc>
+        <w:tc>
+          <w:tcPr>
+            <w:tcW w:type="dxa" w:w="3742"/>
+            <w:vAlign w:val="center"/>
+          </w:tcPr>
+          <w:p>
+            <w:pPr>
+              <w:spacing w:before="20" w:after="20"/>
+            </w:pPr>
+            <w:r>
+              <w:rPr>
+                <w:rFonts w:ascii="游ゴシック" w:hAnsi="游ゴシック" w:eastAsia="游ゴシック"/>
+                <w:b w:val="0"/>
+                <w:i w:val="0"/>
+                <w:sz w:val="17"/>
+              </w:rPr>
+              <w:t>積立30,000は「その他の支出」に計上</w:t>
+            </w:r>
+          </w:p>
+        </w:tc>
+      </w:tr>
+      <w:tr>
+        <w:tc>
+          <w:tcPr>
+            <w:tcW w:type="dxa" w:w="1701"/>
+            <w:vAlign w:val="center"/>
+          </w:tcPr>
+          <w:p>
+            <w:pPr>
+              <w:spacing w:before="20" w:after="20"/>
+            </w:pPr>
+            <w:r>
+              <w:rPr>
+                <w:rFonts w:ascii="游ゴシック" w:hAnsi="游ゴシック" w:eastAsia="游ゴシック"/>
+                <w:b w:val="0"/>
+                <w:i w:val="0"/>
+                <w:sz w:val="17"/>
+              </w:rPr>
+              <w:t>令和3年度</w:t>
+            </w:r>
+          </w:p>
+        </w:tc>
+        <w:tc>
+          <w:tcPr>
+            <w:tcW w:type="dxa" w:w="2154"/>
+            <w:vAlign w:val="center"/>
+          </w:tcPr>
+          <w:p>
+            <w:pPr>
+              <w:spacing w:before="20" w:after="20"/>
+              <w:jc w:val="right"/>
+            </w:pPr>
+            <w:r>
+              <w:rPr>
+                <w:rFonts w:ascii="游ゴシック" w:hAnsi="游ゴシック" w:eastAsia="游ゴシック"/>
+                <w:b w:val="0"/>
+                <w:i w:val="0"/>
+                <w:sz w:val="17"/>
+              </w:rPr>
+              <w:t>―</w:t>
+            </w:r>
+          </w:p>
+        </w:tc>
+        <w:tc>
+          <w:tcPr>
+            <w:tcW w:type="dxa" w:w="2154"/>
+            <w:vAlign w:val="center"/>
+          </w:tcPr>
+          <w:p>
+            <w:pPr>
+              <w:spacing w:before="20" w:after="20"/>
+              <w:jc w:val="right"/>
+            </w:pPr>
+            <w:r>
+              <w:rPr>
+                <w:rFonts w:ascii="游ゴシック" w:hAnsi="游ゴシック" w:eastAsia="游ゴシック"/>
+                <w:b w:val="0"/>
+                <w:i w:val="0"/>
+                <w:sz w:val="17"/>
+              </w:rPr>
+              <w:t>―</w:t>
+            </w:r>
+          </w:p>
+        </w:tc>
+        <w:tc>
+          <w:tcPr>
+            <w:tcW w:type="dxa" w:w="3742"/>
+            <w:vAlign w:val="center"/>
+          </w:tcPr>
+          <w:p>
+            <w:pPr>
+              <w:spacing w:before="20" w:after="20"/>
+            </w:pPr>
+            <w:r>
+              <w:rPr>
+                <w:rFonts w:ascii="游ゴシック" w:hAnsi="游ゴシック" w:eastAsia="游ゴシック"/>
+                <w:b w:val="0"/>
+                <w:i w:val="0"/>
+                <w:sz w:val="17"/>
+              </w:rPr>
+              <w:t>県の掲載ファイルが別の表で読めない</w:t>
+            </w:r>
+          </w:p>
+        </w:tc>
+      </w:tr>
+      <w:tr>
+        <w:tc>
+          <w:tcPr>
+            <w:tcW w:type="dxa" w:w="1701"/>
+            <w:vAlign w:val="center"/>
+          </w:tcPr>
+          <w:p>
+            <w:pPr>
+              <w:spacing w:before="20" w:after="20"/>
+            </w:pPr>
+            <w:r>
+              <w:rPr>
+                <w:rFonts w:ascii="游ゴシック" w:hAnsi="游ゴシック" w:eastAsia="游ゴシック"/>
+                <w:b w:val="0"/>
+                <w:i w:val="0"/>
+                <w:sz w:val="17"/>
+              </w:rPr>
+              <w:t>令和4年度</w:t>
+            </w:r>
+          </w:p>
+        </w:tc>
+        <w:tc>
+          <w:tcPr>
+            <w:tcW w:type="dxa" w:w="2154"/>
+            <w:vAlign w:val="center"/>
+          </w:tcPr>
+          <w:p>
+            <w:pPr>
+              <w:spacing w:before="20" w:after="20"/>
+              <w:jc w:val="right"/>
+            </w:pPr>
+            <w:r>
+              <w:rPr>
+                <w:rFonts w:ascii="游ゴシック" w:hAnsi="游ゴシック" w:eastAsia="游ゴシック"/>
+                <w:b w:val="0"/>
+                <w:i w:val="0"/>
+                <w:sz w:val="17"/>
+              </w:rPr>
+              <w:t>0</w:t>
+            </w:r>
+          </w:p>
+        </w:tc>
+        <w:tc>
+          <w:tcPr>
+            <w:tcW w:type="dxa" w:w="2154"/>
+            <w:vAlign w:val="center"/>
+          </w:tcPr>
+          <w:p>
+            <w:pPr>
+              <w:spacing w:before="20" w:after="20"/>
+              <w:jc w:val="right"/>
+            </w:pPr>
+            <w:r>
+              <w:rPr>
+                <w:rFonts w:ascii="游ゴシック" w:hAnsi="游ゴシック" w:eastAsia="游ゴシック"/>
+                <w:b w:val="0"/>
+                <w:i w:val="0"/>
+                <w:sz w:val="17"/>
+              </w:rPr>
+              <w:t>30,000</w:t>
+            </w:r>
+          </w:p>
+        </w:tc>
+        <w:tc>
+          <w:tcPr>
+            <w:tcW w:type="dxa" w:w="3742"/>
+            <w:vAlign w:val="center"/>
+          </w:tcPr>
+          <w:p>
+            <w:pPr>
+              <w:spacing w:before="20" w:after="20"/>
+            </w:pPr>
+            <w:r>
+              <w:rPr>
+                <w:rFonts w:ascii="游ゴシック" w:hAnsi="游ゴシック" w:eastAsia="游ゴシック"/>
+                <w:b w:val="0"/>
+                <w:i w:val="0"/>
+                <w:sz w:val="17"/>
+              </w:rPr>
+              <w:t>一致</w:t>
+            </w:r>
+          </w:p>
+        </w:tc>
+      </w:tr>
+      <w:tr>
+        <w:tc>
+          <w:tcPr>
+            <w:tcW w:type="dxa" w:w="1701"/>
+            <w:vAlign w:val="center"/>
+          </w:tcPr>
+          <w:p>
+            <w:pPr>
+              <w:keepNext/>
+              <w:spacing w:before="20" w:after="20"/>
+            </w:pPr>
+            <w:r>
+              <w:rPr>
+                <w:rFonts w:ascii="游ゴシック" w:hAnsi="游ゴシック" w:eastAsia="游ゴシック"/>
+                <w:b w:val="0"/>
+                <w:i w:val="0"/>
+                <w:sz w:val="17"/>
+              </w:rPr>
+              <w:t>令和5年度</w:t>
+            </w:r>
+          </w:p>
+        </w:tc>
+        <w:tc>
+          <w:tcPr>
+            <w:tcW w:type="dxa" w:w="2154"/>
+            <w:vAlign w:val="center"/>
+          </w:tcPr>
+          <w:p>
+            <w:pPr>
+              <w:keepNext/>
+              <w:spacing w:before="20" w:after="20"/>
+              <w:jc w:val="right"/>
+            </w:pPr>
+            <w:r>
+              <w:rPr>
+                <w:rFonts w:ascii="游ゴシック" w:hAnsi="游ゴシック" w:eastAsia="游ゴシック"/>
+                <w:b w:val="0"/>
+                <w:i w:val="0"/>
+                <w:sz w:val="17"/>
+              </w:rPr>
+              <w:t>0</w:t>
+            </w:r>
+          </w:p>
+        </w:tc>
+        <w:tc>
+          <w:tcPr>
+            <w:tcW w:type="dxa" w:w="2154"/>
+            <w:vAlign w:val="center"/>
+          </w:tcPr>
+          <w:p>
+            <w:pPr>
+              <w:keepNext/>
+              <w:spacing w:before="20" w:after="20"/>
+              <w:jc w:val="right"/>
+            </w:pPr>
+            <w:r>
+              <w:rPr>
+                <w:rFonts w:ascii="游ゴシック" w:hAnsi="游ゴシック" w:eastAsia="游ゴシック"/>
+                <w:b w:val="0"/>
+                <w:i w:val="0"/>
+                <w:sz w:val="17"/>
+              </w:rPr>
+              <w:t>30,000</w:t>
+            </w:r>
+          </w:p>
+        </w:tc>
+        <w:tc>
+          <w:tcPr>
+            <w:tcW w:type="dxa" w:w="3742"/>
+            <w:vAlign w:val="center"/>
+          </w:tcPr>
+          <w:p>
+            <w:pPr>
+              <w:keepNext/>
+              <w:spacing w:before="20" w:after="20"/>
+            </w:pPr>
+            <w:r>
+              <w:rPr>
+                <w:rFonts w:ascii="游ゴシック" w:hAnsi="游ゴシック" w:eastAsia="游ゴシック"/>
+                <w:b w:val="0"/>
+                <w:i w:val="0"/>
+                <w:sz w:val="17"/>
+              </w:rPr>
+              <w:t>一致</w:t>
+            </w:r>
+          </w:p>
+        </w:tc>
+      </w:tr>
+      <w:tr>
+        <w:tc>
+          <w:tcPr>
+            <w:tcW w:type="dxa" w:w="1701"/>
+            <w:vAlign w:val="center"/>
+          </w:tcPr>
+          <w:p>
+            <w:pPr>
+              <w:spacing w:before="20" w:after="20"/>
+            </w:pPr>
+            <w:r>
+              <w:rPr>
+                <w:rFonts w:ascii="游ゴシック" w:hAnsi="游ゴシック" w:eastAsia="游ゴシック"/>
+                <w:b w:val="0"/>
+                <w:i w:val="0"/>
+                <w:sz w:val="17"/>
+              </w:rPr>
+              <w:t>令和6年度</w:t>
+            </w:r>
+          </w:p>
+        </w:tc>
+        <w:tc>
+          <w:tcPr>
+            <w:tcW w:type="dxa" w:w="2154"/>
+            <w:vAlign w:val="center"/>
+          </w:tcPr>
+          <w:p>
+            <w:pPr>
+              <w:spacing w:before="20" w:after="20"/>
+              <w:jc w:val="right"/>
+            </w:pPr>
+            <w:r>
+              <w:rPr>
+                <w:rFonts w:ascii="游ゴシック" w:hAnsi="游ゴシック" w:eastAsia="游ゴシック"/>
+                <w:b w:val="0"/>
+                <w:i w:val="0"/>
+                <w:sz w:val="17"/>
+              </w:rPr>
+              <w:t>0</w:t>
+            </w:r>
+          </w:p>
+        </w:tc>
+        <w:tc>
+          <w:tcPr>
+            <w:tcW w:type="dxa" w:w="2154"/>
+            <w:vAlign w:val="center"/>
+          </w:tcPr>
+          <w:p>
+            <w:pPr>
+              <w:spacing w:before="20" w:after="20"/>
+              <w:jc w:val="right"/>
+            </w:pPr>
+            <w:r>
+              <w:rPr>
+                <w:rFonts w:ascii="游ゴシック" w:hAnsi="游ゴシック" w:eastAsia="游ゴシック"/>
+                <w:b w:val="0"/>
+                <w:i w:val="0"/>
+                <w:sz w:val="17"/>
+              </w:rPr>
+              <w:t>0</w:t>
+            </w:r>
+          </w:p>
+        </w:tc>
+        <w:tc>
+          <w:tcPr>
+            <w:tcW w:type="dxa" w:w="3742"/>
+            <w:vAlign w:val="center"/>
+          </w:tcPr>
+          <w:p>
+            <w:pPr>
+              <w:spacing w:before="20" w:after="20"/>
+            </w:pPr>
+            <w:r>
+              <w:rPr>
+                <w:rFonts w:ascii="游ゴシック" w:hAnsi="游ゴシック" w:eastAsia="游ゴシック"/>
+                <w:b w:val="0"/>
+                <w:i w:val="0"/>
+                <w:sz w:val="17"/>
+              </w:rPr>
+              <w:t>一致</w:t>
+            </w:r>
+          </w:p>
+        </w:tc>
+      </w:tr>
+    </w:tbl>
+    <w:p>
+      <w:pPr>
+        <w:spacing w:after="40"/>
+      </w:pPr>
+    </w:p>
+    <w:p>
+      <w:pPr>
+        <w:spacing w:before="40" w:after="160"/>
+        <w:ind w:left="113"/>
+      </w:pPr>
+      <w:r>
+        <w:rPr>
+          <w:rFonts w:ascii="游ゴシック" w:hAnsi="游ゴシック" w:eastAsia="游ゴシック"/>
+          <w:b w:val="0"/>
+          <w:i w:val="0"/>
+          <w:sz w:val="17"/>
+        </w:rPr>
+        <w:t>福島県「市町村財政年報」第39表 介護保険事業会計（保険事業勘定）決算の状況（https://www.pref.fukushima.lg.jp/sec/01145b/zaiseinenpo.html）。令和2年度は、県の表の「その他の支出」83,658千円が、町の決算の諸支出金53,109千円・基金積立金30,000千円・その他任意事業費548千円の和（83,657千円）とほぼ一致する</w:t>
+      </w:r>
+    </w:p>
+    <w:p>
+      <w:pPr>
+        <w:spacing w:before="60" w:after="60"/>
+      </w:pPr>
+      <w:r>
+        <w:rPr>
+          <w:rFonts w:ascii="游ゴシック" w:hAnsi="游ゴシック" w:eastAsia="游ゴシック"/>
+          <w:b/>
+          <w:i w:val="0"/>
+          <w:sz w:val="21"/>
+        </w:rPr>
+        <w:t>令和4〜6年度は、県の年報と町の決算が一致します。</w:t>
+      </w:r>
+      <w:r>
+        <w:rPr>
+          <w:rFonts w:ascii="游ゴシック" w:hAnsi="游ゴシック" w:eastAsia="游ゴシック"/>
+          <w:b w:val="0"/>
+          <w:i w:val="0"/>
+          <w:sz w:val="21"/>
+        </w:rPr>
+        <w:t xml:space="preserve"> </w:t>
+      </w:r>
+      <w:r>
+        <w:rPr>
+          <w:rFonts w:ascii="游ゴシック" w:hAnsi="游ゴシック" w:eastAsia="游ゴシック"/>
+          <w:b/>
+          <w:i w:val="0"/>
+          <w:sz w:val="21"/>
+        </w:rPr>
+        <w:t>平成30年度以降、取崩しは一度もありません。</w:t>
+      </w:r>
+      <w:r>
+        <w:rPr>
+          <w:rFonts w:ascii="游ゴシック" w:hAnsi="游ゴシック" w:eastAsia="游ゴシック"/>
+          <w:b w:val="0"/>
+          <w:i w:val="0"/>
+          <w:sz w:val="21"/>
+        </w:rPr>
+        <w:t xml:space="preserve"> 最後の取崩しは平成29年度の18,001千円です。</w:t>
+      </w:r>
+      <w:r>
+        <w:rPr>
+          <w:rFonts w:ascii="游ゴシック" w:hAnsi="游ゴシック" w:eastAsia="游ゴシック"/>
+          <w:b/>
+          <w:i w:val="0"/>
+          <w:sz w:val="21"/>
+        </w:rPr>
+        <w:t>県の年報に残高は載っていないため、残高そのものは町の台帳で確かめる必要があります。</w:t>
+      </w:r>
+      <w:r>
+        <w:rPr>
+          <w:rFonts w:ascii="游ゴシック" w:hAnsi="游ゴシック" w:eastAsia="游ゴシック"/>
+          <w:b w:val="0"/>
+          <w:i w:val="0"/>
+          <w:sz w:val="21"/>
+        </w:rPr>
+        <w:t xml:space="preserve"> 平成29年度に取り崩しているので、令和2年度より前にも残高があったことになり、年報 様式4の令和3年度末0千円とも合いません。</w:t>
+      </w:r>
+    </w:p>
+    <w:p>
+      <w:pPr>
+        <w:spacing w:before="60" w:after="60"/>
+      </w:pPr>
+      <w:r>
+        <w:rPr>
+          <w:rFonts w:ascii="游ゴシック" w:hAnsi="游ゴシック" w:eastAsia="游ゴシック"/>
+          <w:b/>
+          <w:i w:val="0"/>
+          <w:sz w:val="21"/>
+        </w:rPr>
         <w:t>3案は、低い方の推計（180,000千円）を基に置きました。</w:t>
       </w:r>
       <w:r>
@@ -2138,7 +3043,7 @@
           <w:color w:val="1F4D78"/>
           <w:sz w:val="22"/>
         </w:rPr>
-        <w:t>【表4】町に確かめること</w:t>
+        <w:t>【表5】町に確かめること</w:t>
       </w:r>
     </w:p>
     <w:tbl>
@@ -2291,7 +3196,7 @@
                 <w:i w:val="0"/>
                 <w:sz w:val="17"/>
               </w:rPr>
-              <w:t>年報 様式4の保有額（令和4〜6年度）の入力の誤りの有無</w:t>
+              <w:t>年報 様式4の保有額（令和3〜6年度）の入力の誤りの有無と、令和元年度末の残高</w:t>
             </w:r>
           </w:p>
         </w:tc>

--- a/小野町_引継ぎ_整理済/04_算定・見込量/小野町_第10期_介護給付費準備基金の取崩し3案の試算_20261020.docx
+++ b/小野町_引継ぎ_整理済/04_算定・見込量/小野町_第10期_介護給付費準備基金の取崩し3案の試算_20261020.docx
@@ -176,7 +176,7 @@
             <w:b/>
             <w:sz w:val="22"/>
           </w:rPr>
-          <w:t xml:space="preserve">2　基金残高の推計</w:t>
+          <w:t xml:space="preserve">2　基金残高</w:t>
         </w:r>
         <w:r>
           <w:rPr>
@@ -389,7 +389,7 @@
           <w:i w:val="0"/>
           <w:sz w:val="21"/>
         </w:rPr>
-        <w:t>基金残高は、決算の積立の記録から令和8年度末に180,000〜210,000千円と推計されます。</w:t>
+        <w:t>基金残高は、町の財務書類で令和5年度末120,000千円と確かめられました。</w:t>
       </w:r>
       <w:r>
         <w:rPr>
@@ -398,7 +398,25 @@
           <w:i w:val="0"/>
           <w:sz w:val="21"/>
         </w:rPr>
-        <w:t xml:space="preserve"> 素案が用いてきた「保有額12,000千円」（年報 様式4）は、決算の積立の記録と合いません。</w:t>
+        <w:t xml:space="preserve"> 以後の決算の積立と令和8年度の予算（当初30,000千円＋9月補正30,000千円）を足すと、</w:t>
+      </w:r>
+      <w:r>
+        <w:rPr>
+          <w:rFonts w:ascii="游ゴシック" w:hAnsi="游ゴシック" w:eastAsia="游ゴシック"/>
+          <w:b/>
+          <w:i w:val="0"/>
+          <w:sz w:val="21"/>
+        </w:rPr>
+        <w:t>令和8年度末の見込みは210,000千円です。</w:t>
+      </w:r>
+      <w:r>
+        <w:rPr>
+          <w:rFonts w:ascii="游ゴシック" w:hAnsi="游ゴシック" w:eastAsia="游ゴシック"/>
+          <w:b w:val="0"/>
+          <w:i w:val="0"/>
+          <w:sz w:val="21"/>
+        </w:rPr>
+        <w:t xml:space="preserve"> 素案が用いてきた「保有額12,000千円」（年報 様式4）は誤りです。</w:t>
       </w:r>
     </w:p>
     <w:p>
@@ -569,7 +587,7 @@
                 <w:color w:val="FFFFFF"/>
                 <w:sz w:val="17"/>
               </w:rPr>
-              <w:t>第10期末の残高（推計の下限から）</w:t>
+              <w:t>第10期末の残高（見込）</w:t>
             </w:r>
           </w:p>
         </w:tc>
@@ -675,7 +693,7 @@
                 <w:i w:val="0"/>
                 <w:sz w:val="17"/>
               </w:rPr>
-              <w:t>180,000千円</w:t>
+              <w:t>210,000千円</w:t>
             </w:r>
           </w:p>
         </w:tc>
@@ -698,7 +716,7 @@
                 <w:i w:val="0"/>
                 <w:sz w:val="17"/>
               </w:rPr>
-              <w:t>B　推計残高の下限の半分</w:t>
+              <w:t>B　令和8年度末見込の半分</w:t>
             </w:r>
           </w:p>
         </w:tc>
@@ -720,7 +738,7 @@
                 <w:i w:val="0"/>
                 <w:sz w:val="17"/>
               </w:rPr>
-              <w:t>90,000千円</w:t>
+              <w:t>105,000千円</w:t>
             </w:r>
           </w:p>
         </w:tc>
@@ -742,7 +760,7 @@
                 <w:i w:val="0"/>
                 <w:sz w:val="17"/>
               </w:rPr>
-              <w:t>5,316円</w:t>
+              <w:t>5,194円</w:t>
             </w:r>
           </w:p>
         </w:tc>
@@ -764,7 +782,7 @@
                 <w:i w:val="0"/>
                 <w:sz w:val="17"/>
               </w:rPr>
-              <w:t>5,400円</w:t>
+              <w:t>5,200円</w:t>
             </w:r>
           </w:p>
         </w:tc>
@@ -786,7 +804,7 @@
                 <w:i w:val="0"/>
                 <w:sz w:val="17"/>
               </w:rPr>
-              <w:t>90,000千円</w:t>
+              <w:t>105,000千円</w:t>
             </w:r>
           </w:p>
         </w:tc>
@@ -808,7 +826,7 @@
                 <w:i w:val="0"/>
                 <w:sz w:val="17"/>
               </w:rPr>
-              <w:t>C　推計残高の下限の全額</w:t>
+              <w:t>C　令和8年度末見込の全額</w:t>
             </w:r>
           </w:p>
         </w:tc>
@@ -829,7 +847,7 @@
                 <w:i w:val="0"/>
                 <w:sz w:val="17"/>
               </w:rPr>
-              <w:t>180,000千円</w:t>
+              <w:t>210,000千円</w:t>
             </w:r>
           </w:p>
         </w:tc>
@@ -850,7 +868,7 @@
                 <w:i w:val="0"/>
                 <w:sz w:val="17"/>
               </w:rPr>
-              <w:t>4,580円</w:t>
+              <w:t>4,334円</w:t>
             </w:r>
           </w:p>
         </w:tc>
@@ -871,7 +889,7 @@
                 <w:i w:val="0"/>
                 <w:sz w:val="17"/>
               </w:rPr>
-              <w:t>4,600円</w:t>
+              <w:t>4,400円</w:t>
             </w:r>
           </w:p>
         </w:tc>
@@ -915,7 +933,7 @@
           <w:i w:val="0"/>
           <w:sz w:val="17"/>
         </w:rPr>
-        <w:t>算定は素案（第14版）の標準ケースと同じ式による。参考：第9期と同じ35,000千円を取り崩すと、算定値5,767円・基準額5,800円。第9期の基準額は6,600円。</w:t>
+        <w:t>算定は素案（第14版）の標準ケースと同じ式による。参考：第9期と同じ35,000千円を取り崩すと、算定値5,767円・基準額5,800円。第9期の基準額は6,600円。第10期中の積立と利子は含めていない。</w:t>
       </w:r>
     </w:p>
     <w:p>
@@ -965,7 +983,7 @@
           <w:color w:val="2E74B5"/>
           <w:sz w:val="30"/>
         </w:rPr>
-        <w:t>2　基金残高の推計</w:t>
+        <w:t>2　基金残高</w:t>
       </w:r>
       <w:bookmarkEnd w:id="102"/>
     </w:p>
@@ -980,7 +998,16 @@
           <w:i w:val="0"/>
           <w:sz w:val="21"/>
         </w:rPr>
-        <w:t>3つの資料で基金の状況が食い違っています。</w:t>
+        <w:t>町が公表している財務書類（附属明細書「基金の明細」）に、介護給付費準備基金の年度末残高が載っています。</w:t>
+      </w:r>
+      <w:r>
+        <w:rPr>
+          <w:rFonts w:ascii="游ゴシック" w:hAnsi="游ゴシック" w:eastAsia="游ゴシック"/>
+          <w:b w:val="0"/>
+          <w:i w:val="0"/>
+          <w:sz w:val="21"/>
+        </w:rPr>
+        <w:t xml:space="preserve"> 額は「財産に関する調書」の記載額と同じです。それ以後は、決算の積立と予算から置きました。</w:t>
       </w:r>
     </w:p>
     <w:p>
@@ -996,7 +1023,7 @@
           <w:color w:val="1F4D78"/>
           <w:sz w:val="22"/>
         </w:rPr>
-        <w:t>【表2】基金の積立・取崩と保有額</w:t>
+        <w:t>【表2】介護給付費準備基金の年度末残高</w:t>
       </w:r>
     </w:p>
     <w:tbl>
@@ -1019,15 +1046,521 @@
         </w:tblCellMar>
       </w:tblPr>
       <w:tblGrid>
-        <w:gridCol w:w="1928"/>
-        <w:gridCol w:w="2494"/>
-        <w:gridCol w:w="2494"/>
-        <w:gridCol w:w="2835"/>
+        <w:gridCol w:w="2041"/>
+        <w:gridCol w:w="1587"/>
+        <w:gridCol w:w="6123"/>
       </w:tblGrid>
       <w:tr>
         <w:tc>
           <w:tcPr>
-            <w:tcW w:type="dxa" w:w="1928"/>
+            <w:tcW w:type="dxa" w:w="2041"/>
+            <w:shd w:val="clear" w:fill="1F3864"/>
+            <w:vAlign w:val="center"/>
+          </w:tcPr>
+          <w:p>
+            <w:pPr>
+              <w:spacing w:before="20" w:after="20"/>
+              <w:jc w:val="center"/>
+            </w:pPr>
+            <w:r>
+              <w:rPr>
+                <w:rFonts w:ascii="游ゴシック" w:hAnsi="游ゴシック" w:eastAsia="游ゴシック"/>
+                <w:b/>
+                <w:i w:val="0"/>
+                <w:color w:val="FFFFFF"/>
+                <w:sz w:val="17"/>
+              </w:rPr>
+              <w:t>時点</w:t>
+            </w:r>
+          </w:p>
+        </w:tc>
+        <w:tc>
+          <w:tcPr>
+            <w:tcW w:type="dxa" w:w="1587"/>
+            <w:shd w:val="clear" w:fill="1F3864"/>
+            <w:vAlign w:val="center"/>
+          </w:tcPr>
+          <w:p>
+            <w:pPr>
+              <w:spacing w:before="20" w:after="20"/>
+              <w:jc w:val="center"/>
+            </w:pPr>
+            <w:r>
+              <w:rPr>
+                <w:rFonts w:ascii="游ゴシック" w:hAnsi="游ゴシック" w:eastAsia="游ゴシック"/>
+                <w:b/>
+                <w:i w:val="0"/>
+                <w:color w:val="FFFFFF"/>
+                <w:sz w:val="17"/>
+              </w:rPr>
+              <w:t>残高（千円）</w:t>
+            </w:r>
+          </w:p>
+        </w:tc>
+        <w:tc>
+          <w:tcPr>
+            <w:tcW w:type="dxa" w:w="6123"/>
+            <w:shd w:val="clear" w:fill="1F3864"/>
+            <w:vAlign w:val="center"/>
+          </w:tcPr>
+          <w:p>
+            <w:pPr>
+              <w:spacing w:before="20" w:after="20"/>
+              <w:jc w:val="center"/>
+            </w:pPr>
+            <w:r>
+              <w:rPr>
+                <w:rFonts w:ascii="游ゴシック" w:hAnsi="游ゴシック" w:eastAsia="游ゴシック"/>
+                <w:b/>
+                <w:i w:val="0"/>
+                <w:color w:val="FFFFFF"/>
+                <w:sz w:val="17"/>
+              </w:rPr>
+              <w:t>出所</w:t>
+            </w:r>
+          </w:p>
+        </w:tc>
+      </w:tr>
+      <w:tr>
+        <w:tc>
+          <w:tcPr>
+            <w:tcW w:type="dxa" w:w="2041"/>
+            <w:vAlign w:val="center"/>
+          </w:tcPr>
+          <w:p>
+            <w:pPr>
+              <w:spacing w:before="20" w:after="20"/>
+            </w:pPr>
+            <w:r>
+              <w:rPr>
+                <w:rFonts w:ascii="游ゴシック" w:hAnsi="游ゴシック" w:eastAsia="游ゴシック"/>
+                <w:b w:val="0"/>
+                <w:i w:val="0"/>
+                <w:sz w:val="17"/>
+              </w:rPr>
+              <w:t>令和4年度末</w:t>
+            </w:r>
+          </w:p>
+        </w:tc>
+        <w:tc>
+          <w:tcPr>
+            <w:tcW w:type="dxa" w:w="1587"/>
+            <w:vAlign w:val="center"/>
+          </w:tcPr>
+          <w:p>
+            <w:pPr>
+              <w:spacing w:before="20" w:after="20"/>
+              <w:jc w:val="right"/>
+            </w:pPr>
+            <w:r>
+              <w:rPr>
+                <w:rFonts w:ascii="游ゴシック" w:hAnsi="游ゴシック" w:eastAsia="游ゴシック"/>
+                <w:b/>
+                <w:i w:val="0"/>
+                <w:sz w:val="17"/>
+              </w:rPr>
+              <w:t>90,000</w:t>
+            </w:r>
+          </w:p>
+        </w:tc>
+        <w:tc>
+          <w:tcPr>
+            <w:tcW w:type="dxa" w:w="6123"/>
+            <w:vAlign w:val="center"/>
+          </w:tcPr>
+          <w:p>
+            <w:pPr>
+              <w:spacing w:before="20" w:after="20"/>
+            </w:pPr>
+            <w:r>
+              <w:rPr>
+                <w:rFonts w:ascii="游ゴシック" w:hAnsi="游ゴシック" w:eastAsia="游ゴシック"/>
+                <w:b w:val="0"/>
+                <w:i w:val="0"/>
+                <w:sz w:val="17"/>
+              </w:rPr>
+              <w:t>財務書類 附属明細書（基金の明細）</w:t>
+            </w:r>
+          </w:p>
+        </w:tc>
+      </w:tr>
+      <w:tr>
+        <w:tc>
+          <w:tcPr>
+            <w:tcW w:type="dxa" w:w="2041"/>
+            <w:vAlign w:val="center"/>
+          </w:tcPr>
+          <w:p>
+            <w:pPr>
+              <w:spacing w:before="20" w:after="20"/>
+            </w:pPr>
+            <w:r>
+              <w:rPr>
+                <w:rFonts w:ascii="游ゴシック" w:hAnsi="游ゴシック" w:eastAsia="游ゴシック"/>
+                <w:b w:val="0"/>
+                <w:i w:val="0"/>
+                <w:sz w:val="17"/>
+              </w:rPr>
+              <w:t>令和5年度末</w:t>
+            </w:r>
+          </w:p>
+        </w:tc>
+        <w:tc>
+          <w:tcPr>
+            <w:tcW w:type="dxa" w:w="1587"/>
+            <w:vAlign w:val="center"/>
+          </w:tcPr>
+          <w:p>
+            <w:pPr>
+              <w:spacing w:before="20" w:after="20"/>
+              <w:jc w:val="right"/>
+            </w:pPr>
+            <w:r>
+              <w:rPr>
+                <w:rFonts w:ascii="游ゴシック" w:hAnsi="游ゴシック" w:eastAsia="游ゴシック"/>
+                <w:b/>
+                <w:i w:val="0"/>
+                <w:sz w:val="17"/>
+              </w:rPr>
+              <w:t>120,000</w:t>
+            </w:r>
+          </w:p>
+        </w:tc>
+        <w:tc>
+          <w:tcPr>
+            <w:tcW w:type="dxa" w:w="6123"/>
+            <w:vAlign w:val="center"/>
+          </w:tcPr>
+          <w:p>
+            <w:pPr>
+              <w:spacing w:before="20" w:after="20"/>
+            </w:pPr>
+            <w:r>
+              <w:rPr>
+                <w:rFonts w:ascii="游ゴシック" w:hAnsi="游ゴシック" w:eastAsia="游ゴシック"/>
+                <w:b w:val="0"/>
+                <w:i w:val="0"/>
+                <w:sz w:val="17"/>
+              </w:rPr>
+              <w:t>財務書類 附属明細書（基金の明細）</w:t>
+            </w:r>
+          </w:p>
+        </w:tc>
+      </w:tr>
+      <w:tr>
+        <w:tc>
+          <w:tcPr>
+            <w:tcW w:type="dxa" w:w="2041"/>
+            <w:vAlign w:val="center"/>
+          </w:tcPr>
+          <w:p>
+            <w:pPr>
+              <w:spacing w:before="20" w:after="20"/>
+            </w:pPr>
+            <w:r>
+              <w:rPr>
+                <w:rFonts w:ascii="游ゴシック" w:hAnsi="游ゴシック" w:eastAsia="游ゴシック"/>
+                <w:b w:val="0"/>
+                <w:i w:val="0"/>
+                <w:sz w:val="17"/>
+              </w:rPr>
+              <w:t>令和6年度末</w:t>
+            </w:r>
+          </w:p>
+        </w:tc>
+        <w:tc>
+          <w:tcPr>
+            <w:tcW w:type="dxa" w:w="1587"/>
+            <w:vAlign w:val="center"/>
+          </w:tcPr>
+          <w:p>
+            <w:pPr>
+              <w:spacing w:before="20" w:after="20"/>
+              <w:jc w:val="right"/>
+            </w:pPr>
+            <w:r>
+              <w:rPr>
+                <w:rFonts w:ascii="游ゴシック" w:hAnsi="游ゴシック" w:eastAsia="游ゴシック"/>
+                <w:b/>
+                <w:i w:val="0"/>
+                <w:sz w:val="17"/>
+              </w:rPr>
+              <w:t>120,000</w:t>
+            </w:r>
+          </w:p>
+        </w:tc>
+        <w:tc>
+          <w:tcPr>
+            <w:tcW w:type="dxa" w:w="6123"/>
+            <w:vAlign w:val="center"/>
+          </w:tcPr>
+          <w:p>
+            <w:pPr>
+              <w:spacing w:before="20" w:after="20"/>
+            </w:pPr>
+            <w:r>
+              <w:rPr>
+                <w:rFonts w:ascii="游ゴシック" w:hAnsi="游ゴシック" w:eastAsia="游ゴシック"/>
+                <w:b w:val="0"/>
+                <w:i w:val="0"/>
+                <w:sz w:val="17"/>
+              </w:rPr>
+              <w:t>令和5年度末＋令和6年度の決算（積立0・取崩0）</w:t>
+            </w:r>
+          </w:p>
+        </w:tc>
+      </w:tr>
+      <w:tr>
+        <w:tc>
+          <w:tcPr>
+            <w:tcW w:type="dxa" w:w="2041"/>
+            <w:vAlign w:val="center"/>
+          </w:tcPr>
+          <w:p>
+            <w:pPr>
+              <w:keepNext/>
+              <w:spacing w:before="20" w:after="20"/>
+            </w:pPr>
+            <w:r>
+              <w:rPr>
+                <w:rFonts w:ascii="游ゴシック" w:hAnsi="游ゴシック" w:eastAsia="游ゴシック"/>
+                <w:b w:val="0"/>
+                <w:i w:val="0"/>
+                <w:sz w:val="17"/>
+              </w:rPr>
+              <w:t>令和7年度末</w:t>
+            </w:r>
+          </w:p>
+        </w:tc>
+        <w:tc>
+          <w:tcPr>
+            <w:tcW w:type="dxa" w:w="1587"/>
+            <w:vAlign w:val="center"/>
+          </w:tcPr>
+          <w:p>
+            <w:pPr>
+              <w:keepNext/>
+              <w:spacing w:before="20" w:after="20"/>
+              <w:jc w:val="right"/>
+            </w:pPr>
+            <w:r>
+              <w:rPr>
+                <w:rFonts w:ascii="游ゴシック" w:hAnsi="游ゴシック" w:eastAsia="游ゴシック"/>
+                <w:b/>
+                <w:i w:val="0"/>
+                <w:sz w:val="17"/>
+              </w:rPr>
+              <w:t>150,000</w:t>
+            </w:r>
+          </w:p>
+        </w:tc>
+        <w:tc>
+          <w:tcPr>
+            <w:tcW w:type="dxa" w:w="6123"/>
+            <w:vAlign w:val="center"/>
+          </w:tcPr>
+          <w:p>
+            <w:pPr>
+              <w:keepNext/>
+              <w:spacing w:before="20" w:after="20"/>
+            </w:pPr>
+            <w:r>
+              <w:rPr>
+                <w:rFonts w:ascii="游ゴシック" w:hAnsi="游ゴシック" w:eastAsia="游ゴシック"/>
+                <w:b w:val="0"/>
+                <w:i w:val="0"/>
+                <w:sz w:val="17"/>
+              </w:rPr>
+              <w:t>令和6年度末＋令和7年度の決算（積立30,000・取崩0）</w:t>
+            </w:r>
+          </w:p>
+        </w:tc>
+      </w:tr>
+      <w:tr>
+        <w:tc>
+          <w:tcPr>
+            <w:tcW w:type="dxa" w:w="2041"/>
+            <w:vAlign w:val="center"/>
+          </w:tcPr>
+          <w:p>
+            <w:pPr>
+              <w:spacing w:before="20" w:after="20"/>
+            </w:pPr>
+            <w:r>
+              <w:rPr>
+                <w:rFonts w:ascii="游ゴシック" w:hAnsi="游ゴシック" w:eastAsia="游ゴシック"/>
+                <w:b w:val="0"/>
+                <w:i w:val="0"/>
+                <w:sz w:val="17"/>
+              </w:rPr>
+              <w:t>令和8年度末（見込）</w:t>
+            </w:r>
+          </w:p>
+        </w:tc>
+        <w:tc>
+          <w:tcPr>
+            <w:tcW w:type="dxa" w:w="1587"/>
+            <w:vAlign w:val="center"/>
+          </w:tcPr>
+          <w:p>
+            <w:pPr>
+              <w:spacing w:before="20" w:after="20"/>
+              <w:jc w:val="right"/>
+            </w:pPr>
+            <w:r>
+              <w:rPr>
+                <w:rFonts w:ascii="游ゴシック" w:hAnsi="游ゴシック" w:eastAsia="游ゴシック"/>
+                <w:b/>
+                <w:i w:val="0"/>
+                <w:sz w:val="17"/>
+              </w:rPr>
+              <w:t>210,000</w:t>
+            </w:r>
+          </w:p>
+        </w:tc>
+        <w:tc>
+          <w:tcPr>
+            <w:tcW w:type="dxa" w:w="6123"/>
+            <w:vAlign w:val="center"/>
+          </w:tcPr>
+          <w:p>
+            <w:pPr>
+              <w:spacing w:before="20" w:after="20"/>
+            </w:pPr>
+            <w:r>
+              <w:rPr>
+                <w:rFonts w:ascii="游ゴシック" w:hAnsi="游ゴシック" w:eastAsia="游ゴシック"/>
+                <w:b w:val="0"/>
+                <w:i w:val="0"/>
+                <w:sz w:val="17"/>
+              </w:rPr>
+              <w:t>令和7年度末＋令和8年度の予算（積立：当初30,000＋9月補正30,000。取崩は存目）</w:t>
+            </w:r>
+          </w:p>
+        </w:tc>
+      </w:tr>
+    </w:tbl>
+    <w:p>
+      <w:pPr>
+        <w:spacing w:after="40"/>
+      </w:pPr>
+    </w:p>
+    <w:p>
+      <w:pPr>
+        <w:spacing w:before="40" w:after="160"/>
+        <w:ind w:left="113"/>
+      </w:pPr>
+      <w:r>
+        <w:rPr>
+          <w:rFonts w:ascii="游ゴシック" w:hAnsi="游ゴシック" w:eastAsia="游ゴシック"/>
+          <w:b w:val="0"/>
+          <w:i w:val="0"/>
+          <w:sz w:val="17"/>
+        </w:rPr>
+        <w:t>小野町「地方公会計制度に基づく財務書類」（https://www.town.ono.fukushima.jp/soshiki/2/zaimushorui.html）、「予算書及び予算に関する参考資料」（https://www.town.ono.fukushima.jp/soshiki/2/yosansyo.html）。令和6年度の財務書類と令和7年度の決算書は、町のサイトに掲載されていない（令和8年10月21日時点）。利子は含めていない</w:t>
+      </w:r>
+    </w:p>
+    <w:p>
+      <w:pPr>
+        <w:spacing w:before="60" w:after="60"/>
+      </w:pPr>
+      <w:r>
+        <w:rPr>
+          <w:rFonts w:ascii="游ゴシック" w:hAnsi="游ゴシック" w:eastAsia="游ゴシック"/>
+          <w:b/>
+          <w:i w:val="0"/>
+          <w:sz w:val="21"/>
+        </w:rPr>
+        <w:t>令和4年度末の90,000千円は、令和2〜4年度の積立（30,000千円×3年）の和と一致します。</w:t>
+      </w:r>
+      <w:r>
+        <w:rPr>
+          <w:rFonts w:ascii="游ゴシック" w:hAnsi="游ゴシック" w:eastAsia="游ゴシック"/>
+          <w:b w:val="0"/>
+          <w:i w:val="0"/>
+          <w:sz w:val="21"/>
+        </w:rPr>
+        <w:t xml:space="preserve"> 令和元年度末の残高は0だったことになります（平成29年度に18,001千円を取り崩しています。下の県の年報）。</w:t>
+      </w:r>
+      <w:r>
+        <w:rPr>
+          <w:rFonts w:ascii="游ゴシック" w:hAnsi="游ゴシック" w:eastAsia="游ゴシック"/>
+          <w:b/>
+          <w:i w:val="0"/>
+          <w:sz w:val="21"/>
+        </w:rPr>
+        <w:t>令和8年度は、9月補正で積立を30,000千円増やしています。</w:t>
+      </w:r>
+      <w:r>
+        <w:rPr>
+          <w:rFonts w:ascii="游ゴシック" w:hAnsi="游ゴシック" w:eastAsia="游ゴシック"/>
+          <w:b w:val="0"/>
+          <w:i w:val="0"/>
+          <w:sz w:val="21"/>
+        </w:rPr>
+        <w:t xml:space="preserve"> 9月補正の積立を除くと、令和8年度末は180,000千円です。</w:t>
+      </w:r>
+    </w:p>
+    <w:p>
+      <w:pPr>
+        <w:spacing w:before="60" w:after="60"/>
+      </w:pPr>
+      <w:r>
+        <w:rPr>
+          <w:rFonts w:ascii="游ゴシック" w:hAnsi="游ゴシック" w:eastAsia="游ゴシック"/>
+          <w:b/>
+          <w:i w:val="0"/>
+          <w:sz w:val="21"/>
+        </w:rPr>
+        <w:t>国に報告している年報 様式4の保有額は、すべての年度で財務書類と合いません。</w:t>
+      </w:r>
+    </w:p>
+    <w:p>
+      <w:pPr>
+        <w:keepNext/>
+        <w:spacing w:before="200" w:after="40"/>
+      </w:pPr>
+      <w:r>
+        <w:rPr>
+          <w:rFonts w:ascii="游ゴシック" w:hAnsi="游ゴシック" w:eastAsia="游ゴシック"/>
+          <w:b/>
+          <w:i w:val="0"/>
+          <w:color w:val="1F4D78"/>
+          <w:sz w:val="22"/>
+        </w:rPr>
+        <w:t>【表3】基金の積立・取崩と保有額</w:t>
+      </w:r>
+    </w:p>
+    <w:tbl>
+      <w:tblPr>
+        <w:tblW w:type="auto" w:w="0"/>
+        <w:jc w:val="center"/>
+        <w:tblLayout w:type="fixed"/>
+        <w:tblLook w:firstColumn="1" w:firstRow="1" w:lastColumn="0" w:lastRow="0" w:noHBand="0" w:noVBand="1" w:val="04A0"/>
+        <w:tblBorders>
+          <w:top w:val="single" w:sz="6" w:space="0" w:color="2E75B6"/>
+          <w:left w:val="single" w:sz="4" w:space="0" w:color="BFBFBF"/>
+          <w:bottom w:val="single" w:sz="6" w:space="0" w:color="2E75B6"/>
+          <w:right w:val="single" w:sz="4" w:space="0" w:color="BFBFBF"/>
+          <w:insideH w:val="single" w:sz="4" w:space="0" w:color="BFBFBF"/>
+          <w:insideV w:val="single" w:sz="4" w:space="0" w:color="BFBFBF"/>
+        </w:tblBorders>
+        <w:tblCellMar>
+          <w:left w:w="10" w:type="dxa"/>
+          <w:right w:w="10" w:type="dxa"/>
+        </w:tblCellMar>
+      </w:tblPr>
+      <w:tblGrid>
+        <w:gridCol w:w="1701"/>
+        <w:gridCol w:w="2041"/>
+        <w:gridCol w:w="2041"/>
+        <w:gridCol w:w="2041"/>
+        <w:gridCol w:w="1928"/>
+      </w:tblGrid>
+      <w:tr>
+        <w:tc>
+          <w:tcPr>
+            <w:tcW w:type="dxa" w:w="1701"/>
             <w:shd w:val="clear" w:fill="1F3864"/>
             <w:vAlign w:val="center"/>
           </w:tcPr>
@@ -1050,7 +1583,7 @@
         </w:tc>
         <w:tc>
           <w:tcPr>
-            <w:tcW w:type="dxa" w:w="2494"/>
+            <w:tcW w:type="dxa" w:w="2041"/>
             <w:shd w:val="clear" w:fill="1F3864"/>
             <w:vAlign w:val="center"/>
           </w:tcPr>
@@ -1073,7 +1606,7 @@
         </w:tc>
         <w:tc>
           <w:tcPr>
-            <w:tcW w:type="dxa" w:w="2494"/>
+            <w:tcW w:type="dxa" w:w="2041"/>
             <w:shd w:val="clear" w:fill="1F3864"/>
             <w:vAlign w:val="center"/>
           </w:tcPr>
@@ -1096,7 +1629,7 @@
         </w:tc>
         <w:tc>
           <w:tcPr>
-            <w:tcW w:type="dxa" w:w="2835"/>
+            <w:tcW w:type="dxa" w:w="2041"/>
             <w:shd w:val="clear" w:fill="1F3864"/>
             <w:vAlign w:val="center"/>
           </w:tcPr>
@@ -1113,7 +1646,30 @@
                 <w:color w:val="FFFFFF"/>
                 <w:sz w:val="17"/>
               </w:rPr>
-              <w:t>年報 様式4：保有額（千円）</w:t>
+              <w:t>年報 様式4（千円）</w:t>
+            </w:r>
+          </w:p>
+        </w:tc>
+        <w:tc>
+          <w:tcPr>
+            <w:tcW w:type="dxa" w:w="1928"/>
+            <w:shd w:val="clear" w:fill="1F3864"/>
+            <w:vAlign w:val="center"/>
+          </w:tcPr>
+          <w:p>
+            <w:pPr>
+              <w:spacing w:before="20" w:after="20"/>
+              <w:jc w:val="center"/>
+            </w:pPr>
+            <w:r>
+              <w:rPr>
+                <w:rFonts w:ascii="游ゴシック" w:hAnsi="游ゴシック" w:eastAsia="游ゴシック"/>
+                <w:b/>
+                <w:i w:val="0"/>
+                <w:color w:val="FFFFFF"/>
+                <w:sz w:val="17"/>
+              </w:rPr>
+              <w:t>残高（千円）</w:t>
             </w:r>
           </w:p>
         </w:tc>
@@ -1121,7 +1677,7 @@
       <w:tr>
         <w:tc>
           <w:tcPr>
-            <w:tcW w:type="dxa" w:w="1928"/>
+            <w:tcW w:type="dxa" w:w="1701"/>
             <w:vAlign w:val="center"/>
           </w:tcPr>
           <w:p>
@@ -1141,7 +1697,7 @@
         </w:tc>
         <w:tc>
           <w:tcPr>
-            <w:tcW w:type="dxa" w:w="2494"/>
+            <w:tcW w:type="dxa" w:w="2041"/>
             <w:vAlign w:val="center"/>
           </w:tcPr>
           <w:p>
@@ -1162,7 +1718,7 @@
         </w:tc>
         <w:tc>
           <w:tcPr>
-            <w:tcW w:type="dxa" w:w="2494"/>
+            <w:tcW w:type="dxa" w:w="2041"/>
             <w:vAlign w:val="center"/>
           </w:tcPr>
           <w:p>
@@ -1183,7 +1739,7 @@
         </w:tc>
         <w:tc>
           <w:tcPr>
-            <w:tcW w:type="dxa" w:w="2835"/>
+            <w:tcW w:type="dxa" w:w="2041"/>
             <w:vAlign w:val="center"/>
           </w:tcPr>
           <w:p>
@@ -1202,11 +1758,32 @@
             </w:r>
           </w:p>
         </w:tc>
+        <w:tc>
+          <w:tcPr>
+            <w:tcW w:type="dxa" w:w="1928"/>
+            <w:vAlign w:val="center"/>
+          </w:tcPr>
+          <w:p>
+            <w:pPr>
+              <w:spacing w:before="20" w:after="20"/>
+              <w:jc w:val="right"/>
+            </w:pPr>
+            <w:r>
+              <w:rPr>
+                <w:rFonts w:ascii="游ゴシック" w:hAnsi="游ゴシック" w:eastAsia="游ゴシック"/>
+                <w:b w:val="0"/>
+                <w:i w:val="0"/>
+                <w:sz w:val="17"/>
+              </w:rPr>
+              <w:t>30,000</w:t>
+            </w:r>
+          </w:p>
+        </w:tc>
       </w:tr>
       <w:tr>
         <w:tc>
           <w:tcPr>
-            <w:tcW w:type="dxa" w:w="1928"/>
+            <w:tcW w:type="dxa" w:w="1701"/>
             <w:vAlign w:val="center"/>
           </w:tcPr>
           <w:p>
@@ -1226,7 +1803,7 @@
         </w:tc>
         <w:tc>
           <w:tcPr>
-            <w:tcW w:type="dxa" w:w="2494"/>
+            <w:tcW w:type="dxa" w:w="2041"/>
             <w:vAlign w:val="center"/>
           </w:tcPr>
           <w:p>
@@ -1247,7 +1824,7 @@
         </w:tc>
         <w:tc>
           <w:tcPr>
-            <w:tcW w:type="dxa" w:w="2494"/>
+            <w:tcW w:type="dxa" w:w="2041"/>
             <w:vAlign w:val="center"/>
           </w:tcPr>
           <w:p>
@@ -1268,7 +1845,7 @@
         </w:tc>
         <w:tc>
           <w:tcPr>
-            <w:tcW w:type="dxa" w:w="2835"/>
+            <w:tcW w:type="dxa" w:w="2041"/>
             <w:vAlign w:val="center"/>
           </w:tcPr>
           <w:p>
@@ -1287,11 +1864,32 @@
             </w:r>
           </w:p>
         </w:tc>
+        <w:tc>
+          <w:tcPr>
+            <w:tcW w:type="dxa" w:w="1928"/>
+            <w:vAlign w:val="center"/>
+          </w:tcPr>
+          <w:p>
+            <w:pPr>
+              <w:spacing w:before="20" w:after="20"/>
+              <w:jc w:val="right"/>
+            </w:pPr>
+            <w:r>
+              <w:rPr>
+                <w:rFonts w:ascii="游ゴシック" w:hAnsi="游ゴシック" w:eastAsia="游ゴシック"/>
+                <w:b w:val="0"/>
+                <w:i w:val="0"/>
+                <w:sz w:val="17"/>
+              </w:rPr>
+              <w:t>60,000</w:t>
+            </w:r>
+          </w:p>
+        </w:tc>
       </w:tr>
       <w:tr>
         <w:tc>
           <w:tcPr>
-            <w:tcW w:type="dxa" w:w="1928"/>
+            <w:tcW w:type="dxa" w:w="1701"/>
             <w:vAlign w:val="center"/>
           </w:tcPr>
           <w:p>
@@ -1311,7 +1909,7 @@
         </w:tc>
         <w:tc>
           <w:tcPr>
-            <w:tcW w:type="dxa" w:w="2494"/>
+            <w:tcW w:type="dxa" w:w="2041"/>
             <w:vAlign w:val="center"/>
           </w:tcPr>
           <w:p>
@@ -1332,7 +1930,7 @@
         </w:tc>
         <w:tc>
           <w:tcPr>
-            <w:tcW w:type="dxa" w:w="2494"/>
+            <w:tcW w:type="dxa" w:w="2041"/>
             <w:vAlign w:val="center"/>
           </w:tcPr>
           <w:p>
@@ -1353,7 +1951,134 @@
         </w:tc>
         <w:tc>
           <w:tcPr>
-            <w:tcW w:type="dxa" w:w="2835"/>
+            <w:tcW w:type="dxa" w:w="2041"/>
+            <w:vAlign w:val="center"/>
+          </w:tcPr>
+          <w:p>
+            <w:pPr>
+              <w:spacing w:before="20" w:after="20"/>
+              <w:jc w:val="right"/>
+            </w:pPr>
+            <w:r>
+              <w:rPr>
+                <w:rFonts w:ascii="游ゴシック" w:hAnsi="游ゴシック" w:eastAsia="游ゴシック"/>
+                <w:b w:val="0"/>
+                <w:i w:val="0"/>
+                <w:sz w:val="17"/>
+              </w:rPr>
+              <w:t>120,000</w:t>
+            </w:r>
+          </w:p>
+        </w:tc>
+        <w:tc>
+          <w:tcPr>
+            <w:tcW w:type="dxa" w:w="1928"/>
+            <w:vAlign w:val="center"/>
+          </w:tcPr>
+          <w:p>
+            <w:pPr>
+              <w:spacing w:before="20" w:after="20"/>
+              <w:jc w:val="right"/>
+            </w:pPr>
+            <w:r>
+              <w:rPr>
+                <w:rFonts w:ascii="游ゴシック" w:hAnsi="游ゴシック" w:eastAsia="游ゴシック"/>
+                <w:b w:val="0"/>
+                <w:i w:val="0"/>
+                <w:sz w:val="17"/>
+              </w:rPr>
+              <w:t>90,000</w:t>
+            </w:r>
+          </w:p>
+        </w:tc>
+      </w:tr>
+      <w:tr>
+        <w:tc>
+          <w:tcPr>
+            <w:tcW w:type="dxa" w:w="1701"/>
+            <w:vAlign w:val="center"/>
+          </w:tcPr>
+          <w:p>
+            <w:pPr>
+              <w:spacing w:before="20" w:after="20"/>
+            </w:pPr>
+            <w:r>
+              <w:rPr>
+                <w:rFonts w:ascii="游ゴシック" w:hAnsi="游ゴシック" w:eastAsia="游ゴシック"/>
+                <w:b w:val="0"/>
+                <w:i w:val="0"/>
+                <w:sz w:val="17"/>
+              </w:rPr>
+              <w:t>令和5年度</w:t>
+            </w:r>
+          </w:p>
+        </w:tc>
+        <w:tc>
+          <w:tcPr>
+            <w:tcW w:type="dxa" w:w="2041"/>
+            <w:vAlign w:val="center"/>
+          </w:tcPr>
+          <w:p>
+            <w:pPr>
+              <w:spacing w:before="20" w:after="20"/>
+              <w:jc w:val="right"/>
+            </w:pPr>
+            <w:r>
+              <w:rPr>
+                <w:rFonts w:ascii="游ゴシック" w:hAnsi="游ゴシック" w:eastAsia="游ゴシック"/>
+                <w:b w:val="0"/>
+                <w:i w:val="0"/>
+                <w:sz w:val="17"/>
+              </w:rPr>
+              <w:t>30,000</w:t>
+            </w:r>
+          </w:p>
+        </w:tc>
+        <w:tc>
+          <w:tcPr>
+            <w:tcW w:type="dxa" w:w="2041"/>
+            <w:vAlign w:val="center"/>
+          </w:tcPr>
+          <w:p>
+            <w:pPr>
+              <w:spacing w:before="20" w:after="20"/>
+              <w:jc w:val="right"/>
+            </w:pPr>
+            <w:r>
+              <w:rPr>
+                <w:rFonts w:ascii="游ゴシック" w:hAnsi="游ゴシック" w:eastAsia="游ゴシック"/>
+                <w:b w:val="0"/>
+                <w:i w:val="0"/>
+                <w:sz w:val="17"/>
+              </w:rPr>
+              <w:t>0</w:t>
+            </w:r>
+          </w:p>
+        </w:tc>
+        <w:tc>
+          <w:tcPr>
+            <w:tcW w:type="dxa" w:w="2041"/>
+            <w:vAlign w:val="center"/>
+          </w:tcPr>
+          <w:p>
+            <w:pPr>
+              <w:spacing w:before="20" w:after="20"/>
+              <w:jc w:val="right"/>
+            </w:pPr>
+            <w:r>
+              <w:rPr>
+                <w:rFonts w:ascii="游ゴシック" w:hAnsi="游ゴシック" w:eastAsia="游ゴシック"/>
+                <w:b w:val="0"/>
+                <w:i w:val="0"/>
+                <w:sz w:val="17"/>
+              </w:rPr>
+              <w:t>12,000</w:t>
+            </w:r>
+          </w:p>
+        </w:tc>
+        <w:tc>
+          <w:tcPr>
+            <w:tcW w:type="dxa" w:w="1928"/>
             <w:vAlign w:val="center"/>
           </w:tcPr>
           <w:p>
@@ -1376,7 +2101,7 @@
       <w:tr>
         <w:tc>
           <w:tcPr>
-            <w:tcW w:type="dxa" w:w="1928"/>
+            <w:tcW w:type="dxa" w:w="1701"/>
             <w:vAlign w:val="center"/>
           </w:tcPr>
           <w:p>
@@ -1390,34 +2115,13 @@
                 <w:i w:val="0"/>
                 <w:sz w:val="17"/>
               </w:rPr>
-              <w:t>令和5年度</w:t>
+              <w:t>令和6年度</w:t>
             </w:r>
           </w:p>
         </w:tc>
         <w:tc>
           <w:tcPr>
-            <w:tcW w:type="dxa" w:w="2494"/>
-            <w:vAlign w:val="center"/>
-          </w:tcPr>
-          <w:p>
-            <w:pPr>
-              <w:spacing w:before="20" w:after="20"/>
-              <w:jc w:val="right"/>
-            </w:pPr>
-            <w:r>
-              <w:rPr>
-                <w:rFonts w:ascii="游ゴシック" w:hAnsi="游ゴシック" w:eastAsia="游ゴシック"/>
-                <w:b w:val="0"/>
-                <w:i w:val="0"/>
-                <w:sz w:val="17"/>
-              </w:rPr>
-              <w:t>30,000</w:t>
-            </w:r>
-          </w:p>
-        </w:tc>
-        <w:tc>
-          <w:tcPr>
-            <w:tcW w:type="dxa" w:w="2494"/>
+            <w:tcW w:type="dxa" w:w="2041"/>
             <w:vAlign w:val="center"/>
           </w:tcPr>
           <w:p>
@@ -1438,50 +2142,7 @@
         </w:tc>
         <w:tc>
           <w:tcPr>
-            <w:tcW w:type="dxa" w:w="2835"/>
-            <w:vAlign w:val="center"/>
-          </w:tcPr>
-          <w:p>
-            <w:pPr>
-              <w:spacing w:before="20" w:after="20"/>
-              <w:jc w:val="right"/>
-            </w:pPr>
-            <w:r>
-              <w:rPr>
-                <w:rFonts w:ascii="游ゴシック" w:hAnsi="游ゴシック" w:eastAsia="游ゴシック"/>
-                <w:b w:val="0"/>
-                <w:i w:val="0"/>
-                <w:sz w:val="17"/>
-              </w:rPr>
-              <w:t>12,000</w:t>
-            </w:r>
-          </w:p>
-        </w:tc>
-      </w:tr>
-      <w:tr>
-        <w:tc>
-          <w:tcPr>
-            <w:tcW w:type="dxa" w:w="1928"/>
-            <w:vAlign w:val="center"/>
-          </w:tcPr>
-          <w:p>
-            <w:pPr>
-              <w:spacing w:before="20" w:after="20"/>
-            </w:pPr>
-            <w:r>
-              <w:rPr>
-                <w:rFonts w:ascii="游ゴシック" w:hAnsi="游ゴシック" w:eastAsia="游ゴシック"/>
-                <w:b w:val="0"/>
-                <w:i w:val="0"/>
-                <w:sz w:val="17"/>
-              </w:rPr>
-              <w:t>令和6年度</w:t>
-            </w:r>
-          </w:p>
-        </w:tc>
-        <w:tc>
-          <w:tcPr>
-            <w:tcW w:type="dxa" w:w="2494"/>
+            <w:tcW w:type="dxa" w:w="2041"/>
             <w:vAlign w:val="center"/>
           </w:tcPr>
           <w:p>
@@ -1502,28 +2163,7 @@
         </w:tc>
         <w:tc>
           <w:tcPr>
-            <w:tcW w:type="dxa" w:w="2494"/>
-            <w:vAlign w:val="center"/>
-          </w:tcPr>
-          <w:p>
-            <w:pPr>
-              <w:spacing w:before="20" w:after="20"/>
-              <w:jc w:val="right"/>
-            </w:pPr>
-            <w:r>
-              <w:rPr>
-                <w:rFonts w:ascii="游ゴシック" w:hAnsi="游ゴシック" w:eastAsia="游ゴシック"/>
-                <w:b w:val="0"/>
-                <w:i w:val="0"/>
-                <w:sz w:val="17"/>
-              </w:rPr>
-              <w:t>0</w:t>
-            </w:r>
-          </w:p>
-        </w:tc>
-        <w:tc>
-          <w:tcPr>
-            <w:tcW w:type="dxa" w:w="2835"/>
+            <w:tcW w:type="dxa" w:w="2041"/>
             <w:vAlign w:val="center"/>
           </w:tcPr>
           <w:p>
@@ -1542,11 +2182,32 @@
             </w:r>
           </w:p>
         </w:tc>
+        <w:tc>
+          <w:tcPr>
+            <w:tcW w:type="dxa" w:w="1928"/>
+            <w:vAlign w:val="center"/>
+          </w:tcPr>
+          <w:p>
+            <w:pPr>
+              <w:spacing w:before="20" w:after="20"/>
+              <w:jc w:val="right"/>
+            </w:pPr>
+            <w:r>
+              <w:rPr>
+                <w:rFonts w:ascii="游ゴシック" w:hAnsi="游ゴシック" w:eastAsia="游ゴシック"/>
+                <w:b w:val="0"/>
+                <w:i w:val="0"/>
+                <w:sz w:val="17"/>
+              </w:rPr>
+              <w:t>120,000</w:t>
+            </w:r>
+          </w:p>
+        </w:tc>
       </w:tr>
       <w:tr>
         <w:tc>
           <w:tcPr>
-            <w:tcW w:type="dxa" w:w="1928"/>
+            <w:tcW w:type="dxa" w:w="1701"/>
             <w:vAlign w:val="center"/>
           </w:tcPr>
           <w:p>
@@ -1567,7 +2228,7 @@
         </w:tc>
         <w:tc>
           <w:tcPr>
-            <w:tcW w:type="dxa" w:w="2494"/>
+            <w:tcW w:type="dxa" w:w="2041"/>
             <w:vAlign w:val="center"/>
           </w:tcPr>
           <w:p>
@@ -1589,7 +2250,7 @@
         </w:tc>
         <w:tc>
           <w:tcPr>
-            <w:tcW w:type="dxa" w:w="2494"/>
+            <w:tcW w:type="dxa" w:w="2041"/>
             <w:vAlign w:val="center"/>
           </w:tcPr>
           <w:p>
@@ -1611,7 +2272,7 @@
         </w:tc>
         <w:tc>
           <w:tcPr>
-            <w:tcW w:type="dxa" w:w="2835"/>
+            <w:tcW w:type="dxa" w:w="2041"/>
             <w:vAlign w:val="center"/>
           </w:tcPr>
           <w:p>
@@ -1631,11 +2292,33 @@
             </w:r>
           </w:p>
         </w:tc>
+        <w:tc>
+          <w:tcPr>
+            <w:tcW w:type="dxa" w:w="1928"/>
+            <w:vAlign w:val="center"/>
+          </w:tcPr>
+          <w:p>
+            <w:pPr>
+              <w:keepNext/>
+              <w:spacing w:before="20" w:after="20"/>
+              <w:jc w:val="right"/>
+            </w:pPr>
+            <w:r>
+              <w:rPr>
+                <w:rFonts w:ascii="游ゴシック" w:hAnsi="游ゴシック" w:eastAsia="游ゴシック"/>
+                <w:b w:val="0"/>
+                <w:i w:val="0"/>
+                <w:sz w:val="17"/>
+              </w:rPr>
+              <w:t>150,000</w:t>
+            </w:r>
+          </w:p>
+        </w:tc>
       </w:tr>
       <w:tr>
         <w:tc>
           <w:tcPr>
-            <w:tcW w:type="dxa" w:w="1928"/>
+            <w:tcW w:type="dxa" w:w="1701"/>
             <w:vAlign w:val="center"/>
           </w:tcPr>
           <w:p>
@@ -1655,7 +2338,7 @@
         </w:tc>
         <w:tc>
           <w:tcPr>
-            <w:tcW w:type="dxa" w:w="2494"/>
+            <w:tcW w:type="dxa" w:w="2041"/>
             <w:vAlign w:val="center"/>
           </w:tcPr>
           <w:p>
@@ -1676,7 +2359,7 @@
         </w:tc>
         <w:tc>
           <w:tcPr>
-            <w:tcW w:type="dxa" w:w="2494"/>
+            <w:tcW w:type="dxa" w:w="2041"/>
             <w:vAlign w:val="center"/>
           </w:tcPr>
           <w:p>
@@ -1697,7 +2380,7 @@
         </w:tc>
         <w:tc>
           <w:tcPr>
-            <w:tcW w:type="dxa" w:w="2835"/>
+            <w:tcW w:type="dxa" w:w="2041"/>
             <w:vAlign w:val="center"/>
           </w:tcPr>
           <w:p>
@@ -1713,6 +2396,27 @@
                 <w:sz w:val="17"/>
               </w:rPr>
               <w:t>―</w:t>
+            </w:r>
+          </w:p>
+        </w:tc>
+        <w:tc>
+          <w:tcPr>
+            <w:tcW w:type="dxa" w:w="1928"/>
+            <w:vAlign w:val="center"/>
+          </w:tcPr>
+          <w:p>
+            <w:pPr>
+              <w:spacing w:before="20" w:after="20"/>
+              <w:jc w:val="right"/>
+            </w:pPr>
+            <w:r>
+              <w:rPr>
+                <w:rFonts w:ascii="游ゴシック" w:hAnsi="游ゴシック" w:eastAsia="游ゴシック"/>
+                <w:b w:val="0"/>
+                <w:i w:val="0"/>
+                <w:sz w:val="17"/>
+              </w:rPr>
+              <w:t>210,000</w:t>
             </w:r>
           </w:p>
         </w:tc>
@@ -1735,7 +2439,7 @@
           <w:i w:val="0"/>
           <w:sz w:val="17"/>
         </w:rPr>
-        <w:t>決算状況（歳入・歳出）の支出済額・収入済額による。令和8年度は年度途中の値。年報の令和7年度（2025年度）のファイルは書式の破損で読めない。</w:t>
+        <w:t>積立・取崩は決算状況（歳入・歳出）の支出済額・収入済額。令和8年度は年度途中の値で、9月補正の分を含まない。残高は令和元年度末を0として積立を足したもの（令和4・5年度末は財務書類の値と一致）。年報の令和7年度（2025年度）のファイルは書式の破損で読めない。</w:t>
       </w:r>
     </w:p>
     <w:p>
@@ -1749,7 +2453,7 @@
           <w:i w:val="0"/>
           <w:sz w:val="21"/>
         </w:rPr>
-        <w:t>決算では、令和2年度から毎年30,000千円を積み立て（令和6年度のみ0円）、取崩しは一度もありません。</w:t>
+        <w:t>年報は、令和3年度末を0千円（実際は60,000千円）、令和4年度末を120,000千円（同90,000千円）、令和5・6年度末を12,000千円（同120,000千円）としています。</w:t>
       </w:r>
       <w:r>
         <w:rPr>
@@ -1758,270 +2462,8 @@
           <w:i w:val="0"/>
           <w:sz w:val="21"/>
         </w:rPr>
-        <w:t xml:space="preserve"> 一方、年報の保有額は令和3年度末0千円→令和4年度末120,000千円→令和5・6年度末12,000千円と動いており、</w:t>
+        <w:t xml:space="preserve"> 1年ずれと桁の取り違えが重なったとみられます。国への報告の訂正も、町にご相談ください。</w:t>
       </w:r>
-      <w:r>
-        <w:rPr>
-          <w:rFonts w:ascii="游ゴシック" w:hAnsi="游ゴシック" w:eastAsia="游ゴシック"/>
-          <w:b/>
-          <w:i w:val="0"/>
-          <w:sz w:val="21"/>
-        </w:rPr>
-        <w:t>取崩しがないのに10分の1に減っています。</w:t>
-      </w:r>
-      <w:r>
-        <w:rPr>
-          <w:rFonts w:ascii="游ゴシック" w:hAnsi="游ゴシック" w:eastAsia="游ゴシック"/>
-          <w:b w:val="0"/>
-          <w:i w:val="0"/>
-          <w:sz w:val="21"/>
-        </w:rPr>
-        <w:t xml:space="preserve"> 年報の入力の誤り（桁の取り違え）とみられます。</w:t>
-      </w:r>
-    </w:p>
-    <w:p>
-      <w:pPr>
-        <w:keepNext/>
-        <w:spacing w:before="200" w:after="40"/>
-      </w:pPr>
-      <w:r>
-        <w:rPr>
-          <w:rFonts w:ascii="游ゴシック" w:hAnsi="游ゴシック" w:eastAsia="游ゴシック"/>
-          <w:b/>
-          <w:i w:val="0"/>
-          <w:color w:val="1F4D78"/>
-          <w:sz w:val="22"/>
-        </w:rPr>
-        <w:t>【表3】令和8年度末の基金残高の推計</w:t>
-      </w:r>
-    </w:p>
-    <w:tbl>
-      <w:tblPr>
-        <w:tblW w:type="auto" w:w="0"/>
-        <w:jc w:val="center"/>
-        <w:tblLayout w:type="fixed"/>
-        <w:tblLook w:firstColumn="1" w:firstRow="1" w:lastColumn="0" w:lastRow="0" w:noHBand="0" w:noVBand="1" w:val="04A0"/>
-        <w:tblBorders>
-          <w:top w:val="single" w:sz="6" w:space="0" w:color="2E75B6"/>
-          <w:left w:val="single" w:sz="4" w:space="0" w:color="BFBFBF"/>
-          <w:bottom w:val="single" w:sz="6" w:space="0" w:color="2E75B6"/>
-          <w:right w:val="single" w:sz="4" w:space="0" w:color="BFBFBF"/>
-          <w:insideH w:val="single" w:sz="4" w:space="0" w:color="BFBFBF"/>
-          <w:insideV w:val="single" w:sz="4" w:space="0" w:color="BFBFBF"/>
-        </w:tblBorders>
-        <w:tblCellMar>
-          <w:left w:w="10" w:type="dxa"/>
-          <w:right w:w="10" w:type="dxa"/>
-        </w:tblCellMar>
-      </w:tblPr>
-      <w:tblGrid>
-        <w:gridCol w:w="907"/>
-        <w:gridCol w:w="5896"/>
-        <w:gridCol w:w="2948"/>
-      </w:tblGrid>
-      <w:tr>
-        <w:tc>
-          <w:tcPr>
-            <w:tcW w:type="dxa" w:w="907"/>
-            <w:shd w:val="clear" w:fill="1F3864"/>
-            <w:vAlign w:val="center"/>
-          </w:tcPr>
-          <w:p>
-            <w:pPr>
-              <w:spacing w:before="20" w:after="20"/>
-              <w:jc w:val="center"/>
-            </w:pPr>
-            <w:r>
-              <w:rPr>
-                <w:rFonts w:ascii="游ゴシック" w:hAnsi="游ゴシック" w:eastAsia="游ゴシック"/>
-                <w:b/>
-                <w:i w:val="0"/>
-                <w:color w:val="FFFFFF"/>
-                <w:sz w:val="17"/>
-              </w:rPr>
-              <w:t>読み方</w:t>
-            </w:r>
-          </w:p>
-        </w:tc>
-        <w:tc>
-          <w:tcPr>
-            <w:tcW w:type="dxa" w:w="5896"/>
-            <w:shd w:val="clear" w:fill="1F3864"/>
-            <w:vAlign w:val="center"/>
-          </w:tcPr>
-          <w:p>
-            <w:pPr>
-              <w:spacing w:before="20" w:after="20"/>
-              <w:jc w:val="center"/>
-            </w:pPr>
-            <w:r>
-              <w:rPr>
-                <w:rFonts w:ascii="游ゴシック" w:hAnsi="游ゴシック" w:eastAsia="游ゴシック"/>
-                <w:b/>
-                <w:i w:val="0"/>
-                <w:color w:val="FFFFFF"/>
-                <w:sz w:val="17"/>
-              </w:rPr>
-              <w:t>前提</w:t>
-            </w:r>
-          </w:p>
-        </w:tc>
-        <w:tc>
-          <w:tcPr>
-            <w:tcW w:type="dxa" w:w="2948"/>
-            <w:shd w:val="clear" w:fill="1F3864"/>
-            <w:vAlign w:val="center"/>
-          </w:tcPr>
-          <w:p>
-            <w:pPr>
-              <w:spacing w:before="20" w:after="20"/>
-              <w:jc w:val="center"/>
-            </w:pPr>
-            <w:r>
-              <w:rPr>
-                <w:rFonts w:ascii="游ゴシック" w:hAnsi="游ゴシック" w:eastAsia="游ゴシック"/>
-                <w:b/>
-                <w:i w:val="0"/>
-                <w:color w:val="FFFFFF"/>
-                <w:sz w:val="17"/>
-              </w:rPr>
-              <w:t>令和8年度末の推計残高</w:t>
-            </w:r>
-          </w:p>
-        </w:tc>
-      </w:tr>
-      <w:tr>
-        <w:tc>
-          <w:tcPr>
-            <w:tcW w:type="dxa" w:w="907"/>
-            <w:vAlign w:val="center"/>
-          </w:tcPr>
-          <w:p>
-            <w:pPr>
-              <w:keepNext/>
-              <w:spacing w:before="20" w:after="20"/>
-            </w:pPr>
-            <w:r>
-              <w:rPr>
-                <w:rFonts w:ascii="游ゴシック" w:hAnsi="游ゴシック" w:eastAsia="游ゴシック"/>
-                <w:b w:val="0"/>
-                <w:i w:val="0"/>
-                <w:sz w:val="17"/>
-              </w:rPr>
-              <w:t>1</w:t>
-            </w:r>
-          </w:p>
-        </w:tc>
-        <w:tc>
-          <w:tcPr>
-            <w:tcW w:type="dxa" w:w="5896"/>
-            <w:vAlign w:val="center"/>
-          </w:tcPr>
-          <w:p>
-            <w:pPr>
-              <w:keepNext/>
-              <w:spacing w:before="20" w:after="20"/>
-            </w:pPr>
-            <w:r>
-              <w:rPr>
-                <w:rFonts w:ascii="游ゴシック" w:hAnsi="游ゴシック" w:eastAsia="游ゴシック"/>
-                <w:b w:val="0"/>
-                <w:i w:val="0"/>
-                <w:sz w:val="17"/>
-              </w:rPr>
-              <w:t>年報の令和4年度末120,000千円を正とし、以後の決算の積立を足す</w:t>
-            </w:r>
-          </w:p>
-        </w:tc>
-        <w:tc>
-          <w:tcPr>
-            <w:tcW w:type="dxa" w:w="2948"/>
-            <w:vAlign w:val="center"/>
-          </w:tcPr>
-          <w:p>
-            <w:pPr>
-              <w:keepNext/>
-              <w:spacing w:before="20" w:after="20"/>
-            </w:pPr>
-            <w:r>
-              <w:rPr>
-                <w:rFonts w:ascii="游ゴシック" w:hAnsi="游ゴシック" w:eastAsia="游ゴシック"/>
-                <w:b w:val="0"/>
-                <w:i w:val="0"/>
-                <w:sz w:val="17"/>
-              </w:rPr>
-              <w:t>210,000千円</w:t>
-            </w:r>
-          </w:p>
-        </w:tc>
-      </w:tr>
-      <w:tr>
-        <w:tc>
-          <w:tcPr>
-            <w:tcW w:type="dxa" w:w="907"/>
-            <w:vAlign w:val="center"/>
-          </w:tcPr>
-          <w:p>
-            <w:pPr>
-              <w:spacing w:before="20" w:after="20"/>
-            </w:pPr>
-            <w:r>
-              <w:rPr>
-                <w:rFonts w:ascii="游ゴシック" w:hAnsi="游ゴシック" w:eastAsia="游ゴシック"/>
-                <w:b w:val="0"/>
-                <w:i w:val="0"/>
-                <w:sz w:val="17"/>
-              </w:rPr>
-              <w:t>2</w:t>
-            </w:r>
-          </w:p>
-        </w:tc>
-        <w:tc>
-          <w:tcPr>
-            <w:tcW w:type="dxa" w:w="5896"/>
-            <w:vAlign w:val="center"/>
-          </w:tcPr>
-          <w:p>
-            <w:pPr>
-              <w:spacing w:before="20" w:after="20"/>
-            </w:pPr>
-            <w:r>
-              <w:rPr>
-                <w:rFonts w:ascii="游ゴシック" w:hAnsi="游ゴシック" w:eastAsia="游ゴシック"/>
-                <w:b w:val="0"/>
-                <w:i w:val="0"/>
-                <w:sz w:val="17"/>
-              </w:rPr>
-              <w:t>年報の令和5・6年度末12,000千円は120,000千円の桁落ちとし、以後の積立を足す</w:t>
-            </w:r>
-          </w:p>
-        </w:tc>
-        <w:tc>
-          <w:tcPr>
-            <w:tcW w:type="dxa" w:w="2948"/>
-            <w:vAlign w:val="center"/>
-          </w:tcPr>
-          <w:p>
-            <w:pPr>
-              <w:spacing w:before="20" w:after="20"/>
-            </w:pPr>
-            <w:r>
-              <w:rPr>
-                <w:rFonts w:ascii="游ゴシック" w:hAnsi="游ゴシック" w:eastAsia="游ゴシック"/>
-                <w:b w:val="0"/>
-                <w:i w:val="0"/>
-                <w:sz w:val="17"/>
-              </w:rPr>
-              <w:t>180,000千円</w:t>
-            </w:r>
-          </w:p>
-        </w:tc>
-      </w:tr>
-    </w:tbl>
-    <w:p>
-      <w:pPr>
-        <w:spacing w:after="40"/>
-      </w:pPr>
     </w:p>
     <w:p>
       <w:pPr>
@@ -2880,84 +3322,7 @@
           <w:i w:val="0"/>
           <w:sz w:val="21"/>
         </w:rPr>
-        <w:t>令和4〜6年度は、県の年報と町の決算が一致します。</w:t>
-      </w:r>
-      <w:r>
-        <w:rPr>
-          <w:rFonts w:ascii="游ゴシック" w:hAnsi="游ゴシック" w:eastAsia="游ゴシック"/>
-          <w:b w:val="0"/>
-          <w:i w:val="0"/>
-          <w:sz w:val="21"/>
-        </w:rPr>
-        <w:t xml:space="preserve"> </w:t>
-      </w:r>
-      <w:r>
-        <w:rPr>
-          <w:rFonts w:ascii="游ゴシック" w:hAnsi="游ゴシック" w:eastAsia="游ゴシック"/>
-          <w:b/>
-          <w:i w:val="0"/>
-          <w:sz w:val="21"/>
-        </w:rPr>
-        <w:t>平成30年度以降、取崩しは一度もありません。</w:t>
-      </w:r>
-      <w:r>
-        <w:rPr>
-          <w:rFonts w:ascii="游ゴシック" w:hAnsi="游ゴシック" w:eastAsia="游ゴシック"/>
-          <w:b w:val="0"/>
-          <w:i w:val="0"/>
-          <w:sz w:val="21"/>
-        </w:rPr>
-        <w:t xml:space="preserve"> 最後の取崩しは平成29年度の18,001千円です。</w:t>
-      </w:r>
-      <w:r>
-        <w:rPr>
-          <w:rFonts w:ascii="游ゴシック" w:hAnsi="游ゴシック" w:eastAsia="游ゴシック"/>
-          <w:b/>
-          <w:i w:val="0"/>
-          <w:sz w:val="21"/>
-        </w:rPr>
-        <w:t>県の年報に残高は載っていないため、残高そのものは町の台帳で確かめる必要があります。</w:t>
-      </w:r>
-      <w:r>
-        <w:rPr>
-          <w:rFonts w:ascii="游ゴシック" w:hAnsi="游ゴシック" w:eastAsia="游ゴシック"/>
-          <w:b w:val="0"/>
-          <w:i w:val="0"/>
-          <w:sz w:val="21"/>
-        </w:rPr>
-        <w:t xml:space="preserve"> 平成29年度に取り崩しているので、令和2年度より前にも残高があったことになり、年報 様式4の令和3年度末0千円とも合いません。</w:t>
-      </w:r>
-    </w:p>
-    <w:p>
-      <w:pPr>
-        <w:spacing w:before="60" w:after="60"/>
-      </w:pPr>
-      <w:r>
-        <w:rPr>
-          <w:rFonts w:ascii="游ゴシック" w:hAnsi="游ゴシック" w:eastAsia="游ゴシック"/>
-          <w:b/>
-          <w:i w:val="0"/>
-          <w:sz w:val="21"/>
-        </w:rPr>
-        <w:t>3案は、低い方の推計（180,000千円）を基に置きました。</w:t>
-      </w:r>
-      <w:r>
-        <w:rPr>
-          <w:rFonts w:ascii="游ゴシック" w:hAnsi="游ゴシック" w:eastAsia="游ゴシック"/>
-          <w:b w:val="0"/>
-          <w:i w:val="0"/>
-          <w:sz w:val="21"/>
-        </w:rPr>
-        <w:t xml:space="preserve"> 利息は含めていません。</w:t>
-      </w:r>
-      <w:r>
-        <w:rPr>
-          <w:rFonts w:ascii="游ゴシック" w:hAnsi="游ゴシック" w:eastAsia="游ゴシック"/>
-          <w:b/>
-          <w:i w:val="0"/>
-          <w:sz w:val="21"/>
-        </w:rPr>
-        <w:t>町の基金台帳の残高（令和7年度末）を確かめれば、推計は不要になります。</w:t>
+        <w:t>令和4〜6年度は、県の年報と町の決算が一致します。平成30年度以降、取崩しは一度もありません。</w:t>
       </w:r>
     </w:p>
     <w:p>
@@ -3154,7 +3519,7 @@
                 <w:i w:val="0"/>
                 <w:sz w:val="17"/>
               </w:rPr>
-              <w:t>介護給付費準備基金の台帳上の残高（令和7年度末・令和8年度末見込み）</w:t>
+              <w:t>令和7年度末の残高（財産に関する調書）と、令和8年度9月補正の積立30,000千円の執行の見込み</w:t>
             </w:r>
           </w:p>
         </w:tc>
@@ -3196,7 +3561,49 @@
                 <w:i w:val="0"/>
                 <w:sz w:val="17"/>
               </w:rPr>
-              <w:t>年報 様式4の保有額（令和3〜6年度）の入力の誤りの有無と、令和元年度末の残高</w:t>
+              <w:t>年報 様式4の保有額（令和3〜6年度）の訂正の要否</w:t>
+            </w:r>
+          </w:p>
+        </w:tc>
+      </w:tr>
+      <w:tr>
+        <w:tc>
+          <w:tcPr>
+            <w:tcW w:type="dxa" w:w="454"/>
+            <w:vAlign w:val="center"/>
+          </w:tcPr>
+          <w:p>
+            <w:pPr>
+              <w:spacing w:before="20" w:after="20"/>
+            </w:pPr>
+            <w:r>
+              <w:rPr>
+                <w:rFonts w:ascii="游ゴシック" w:hAnsi="游ゴシック" w:eastAsia="游ゴシック"/>
+                <w:b w:val="0"/>
+                <w:i w:val="0"/>
+                <w:sz w:val="17"/>
+              </w:rPr>
+              <w:t>3</w:t>
+            </w:r>
+          </w:p>
+        </w:tc>
+        <w:tc>
+          <w:tcPr>
+            <w:tcW w:type="dxa" w:w="9298"/>
+            <w:vAlign w:val="center"/>
+          </w:tcPr>
+          <w:p>
+            <w:pPr>
+              <w:spacing w:before="20" w:after="20"/>
+            </w:pPr>
+            <w:r>
+              <w:rPr>
+                <w:rFonts w:ascii="游ゴシック" w:hAnsi="游ゴシック" w:eastAsia="游ゴシック"/>
+                <w:b w:val="0"/>
+                <w:i w:val="0"/>
+                <w:sz w:val="17"/>
+              </w:rPr>
+              <w:t>繰越金のうち、基金への積立・第10期の財源に充てる予定の額</w:t>
             </w:r>
           </w:p>
         </w:tc>
@@ -3219,7 +3626,7 @@
                 <w:i w:val="0"/>
                 <w:sz w:val="17"/>
               </w:rPr>
-              <w:t>3</w:t>
+              <w:t>4</w:t>
             </w:r>
           </w:p>
         </w:tc>
@@ -3240,7 +3647,7 @@
                 <w:i w:val="0"/>
                 <w:sz w:val="17"/>
               </w:rPr>
-              <w:t>繰越金のうち、基金への積立・第10期の財源に充てる予定の額</w:t>
+              <w:t>第10期の取崩しの方針（取崩しの上限、残しておく額の考え方）</w:t>
             </w:r>
           </w:p>
         </w:tc>
@@ -3262,7 +3669,7 @@
                 <w:i w:val="0"/>
                 <w:sz w:val="17"/>
               </w:rPr>
-              <w:t>4</w:t>
+              <w:t>5</w:t>
             </w:r>
           </w:p>
         </w:tc>
@@ -3282,7 +3689,7 @@
                 <w:i w:val="0"/>
                 <w:sz w:val="17"/>
               </w:rPr>
-              <w:t>第10期の取崩しの方針（取崩しの上限、残しておく額の考え方）</w:t>
+              <w:t>基金の利子（令和8年度予算600千円）を基金に積み立てているか</w:t>
             </w:r>
           </w:p>
         </w:tc>

--- a/小野町_引継ぎ_整理済/04_算定・見込量/小野町_第10期_介護給付費準備基金の取崩し3案の試算_20261020.docx
+++ b/小野町_引継ぎ_整理済/04_算定・見込量/小野町_第10期_介護給付費準備基金の取崩し3案の試算_20261020.docx
@@ -933,7 +933,7 @@
           <w:i w:val="0"/>
           <w:sz w:val="17"/>
         </w:rPr>
-        <w:t>算定は素案（第14版）の標準ケースと同じ式による。参考：第9期と同じ35,000千円を取り崩すと、算定値5,767円・基準額5,800円。第9期の基準額は6,600円。第10期中の積立と利子は含めていない。</w:t>
+        <w:t>算定は素案（第15版）の標準ケースと同じ式による。参考：第9期と同じ35,000千円を取り崩すと、算定値5,767円・基準額5,800円。第9期の基準額は6,600円。第10期中の積立と利子は含めていない。</w:t>
       </w:r>
     </w:p>
     <w:p>

--- a/小野町_引継ぎ_整理済/04_算定・見込量/小野町_第10期_介護給付費準備基金の取崩し3案の試算_20261020.docx
+++ b/小野町_引継ぎ_整理済/04_算定・見込量/小野町_第10期_介護給付費準備基金の取崩し3案の試算_20261020.docx
@@ -416,7 +416,7 @@
           <w:i w:val="0"/>
           <w:sz w:val="21"/>
         </w:rPr>
-        <w:t xml:space="preserve"> 素案が用いてきた「保有額12,000千円」（年報 様式4）は誤りです。</w:t>
+        <w:t xml:space="preserve"> 年報 様式4の「保有額12,000千円」は、財務書類と合いません。</w:t>
       </w:r>
     </w:p>
     <w:p>

--- a/小野町_引継ぎ_整理済/04_算定・見込量/小野町_第10期_介護給付費準備基金の取崩し3案の試算_20261020.docx
+++ b/小野町_引継ぎ_整理済/04_算定・見込量/小野町_第10期_介護給付費準備基金の取崩し3案の試算_20261020.docx
@@ -2462,7 +2462,7 @@
           <w:i w:val="0"/>
           <w:sz w:val="21"/>
         </w:rPr>
-        <w:t xml:space="preserve"> 1年ずれと桁の取り違えが重なったとみられます。国への報告の訂正も、町にご相談ください。</w:t>
+        <w:t xml:space="preserve"> 1年ずれと桁の取り違えが重なったとみられます。年報の値の見直しも、町にご相談ください。</w:t>
       </w:r>
     </w:p>
     <w:p>
@@ -3561,7 +3561,7 @@
                 <w:i w:val="0"/>
                 <w:sz w:val="17"/>
               </w:rPr>
-              <w:t>年報 様式4の保有額（令和3〜6年度）の訂正の要否</w:t>
+              <w:t>年報 様式4の保有額（令和3〜6年度）の見直しの要否</w:t>
             </w:r>
           </w:p>
         </w:tc>
